--- a/articles/Week5_Spreads.docx
+++ b/articles/Week5_Spreads.docx
@@ -31,7 +31,7 @@
         <w:spacing w:after="160" w:line="276"/>
       </w:pPr>
       <w:r>
-        <w:t xml:space="preserve">Every figure here is checked against the underlying data before it is written. Grades, ranks and per-game scoring are re-derived from team_pff_grades_2026.csv and the built board; each player's role, carry or target share and production come from the 2026 PFF season files; the model numbers, residuals and points checks are recomputed from diversions_2026wk5.json rather than carried over from the draft. That check caught real errors this week: a record off by a game, a set of truncated per-game averages, two carry shares that were wrong, and five spread cross-check figures that had been computed two different ways. All are corrected below. Kickoffs verified: all picks are Saturday in Eastern time.</w:t>
+        <w:t xml:space="preserve">Every figure here is checked against the underlying data before it is written. Grades, ranks and per-game scoring are re-derived from team_pff_grades_2026.csv and the built board; each player's role, carry or target share and production come from the 2026 PFF season files; the model numbers, residuals and points checks are recomputed from diversions_2026wk5.json rather than carried over from the draft. That check caught real errors this week: a record off by a game, a set of truncated per-game averages, two carry shares that were wrong, and five spread cross-check figures that had been computed two different ways. All are corrected below. Kickoffs verified: all 15 picks are Saturday in Eastern time, including Fresno State at Washington State, which reads Sunday 01:30 in UTC and is 21:30 Saturday in Eastern. None had kicked off when the board was built.</w:t>
       </w:r>
     </w:p>
     <w:p>
@@ -2631,7 +2631,7 @@
         <w:spacing w:after="160" w:line="276"/>
       </w:pPr>
       <w:r>
-        <w:t xml:space="preserve">Kent State have scored 16.3 a game and allowed 36.0. The offense ranks 137th in Success Rate, 125th in Finishing Drives and 126th in Field Position behind a 42.8 run block grade and a 44.7 pass block grade. The defense ranks 133rd in Success Rate and 137th in Finishing Drives.</w:t>
+        <w:t xml:space="preserve">Kent State have scored 16.3 a game and allowed 36.0. The offense ranks 137th in Success Rate, 125th in Finishing Drives and tied 126th in Field Position behind a 42.8 run block grade and a 44.7 pass block grade. The defense ranks 133rd in Success Rate and 137th in Finishing Drives.</w:t>
       </w:r>
     </w:p>
     <w:p>

--- a/articles/Week5_Spreads.docx
+++ b/articles/Week5_Spreads.docx
@@ -1012,7 +1012,7 @@
         <w:spacing w:after="160" w:line="276"/>
       </w:pPr>
       <w:r>
-        <w:t xml:space="preserve">Book has New Mexico -22.5. The rating puts it at -33.5, and the points check, built only from each team's own 2026 point differential plus home field, lands at -24.4. Both reads want more than the market is asking, but the second one barely: 1.9 points is the thinnest cushion any spread on this card has on that measure.</w:t>
+        <w:t xml:space="preserve">Book has New Mexico -22.5. The rating puts it at -33.5, and the points check, built only from each team's own 2026 point differential plus home field, lands at -24.4. Both reads want more than the market is asking, but the second one barely: at 1.9 points of margin only the Illinois lay further down this card has less.</w:t>
       </w:r>
     </w:p>
     <w:p>
@@ -1036,7 +1036,7 @@
         <w:spacing w:after="160" w:line="276"/>
       </w:pPr>
       <w:r>
-        <w:t xml:space="preserve">Laying 22.5 is the uncomfortable part and the honest risk: a three-score number needs the favorite to stay interested. New Mexico's own tempo is 134th, the slowest on this card, which shortens the game and cuts both ways. The counterweights are a 4-0 ATS record already built on numbers this size, and a home edge the model puts at only 1.8 points, so almost none of the 33.5 is a venue assumption.</w:t>
+        <w:t xml:space="preserve">Laying 22.5 is the uncomfortable part and the honest risk: a three-score number needs the favorite to stay interested. New Mexico's own tempo is 134th, third-slowest of the ten teams on this card behind Miami Ohio and Bowling Green, which shortens the game and cuts both ways. The counterweights are a 4-0 ATS record already built on numbers this size, and a home edge the model puts at only 1.8 points, so almost none of the 33.5 is a venue assumption.</w:t>
       </w:r>
     </w:p>
     <w:p>
@@ -2086,7 +2086,7 @@
         <w:spacing w:after="160" w:line="276"/>
       </w:pPr>
       <w:r>
-        <w:t xml:space="preserve">Book has Illinois -10.0 and the rating says -17.6. The points check says -10.2, which is the line to a fifth of a point. That makes this the weakest-supported spread on the card: the two reads agree on the side and disagree completely about whether there is anything to win. It is here because the model gap is the fourth largest on the board and the rule is to rank on the model rather than on the check.</w:t>
+        <w:t xml:space="preserve">Book has Illinois -10.0 and the rating says -17.6. The points check says -10.2, which is the line to a fifth of a point. That makes this the weakest-supported spread on the card: the two reads agree on the side and disagree completely about whether there is anything to win. It is here because the model gap is the sixth largest on the 49-game board, and the fourth among the candidates that cleared the direction screen, and the rule is to rank on the model rather than on the check.</w:t>
       </w:r>
     </w:p>
     <w:p>

--- a/articles/Week5_Spreads.docx
+++ b/articles/Week5_Spreads.docx
@@ -71,7 +71,7 @@
         <w:spacing w:after="160" w:line="276"/>
       </w:pPr>
       <w:r>
-        <w:t xml:space="preserve">The honest caveat is the record. Spreads are the worst category on this card at 5-10 and -6.00 units, and the rule behind them has changed more than once already this season. What is different about this one is that it is written down before the results arrive and the number that drives it is reported for every pick, including the one where it says there is nothing to win.</w:t>
+        <w:t xml:space="preserve">The honest caveat is the record. Spreads are the worst of the three categories on the season at 5-10 and -6.00 units, and the rule behind them has changed more than once already this season. What is different about this one is that it is written down before the results arrive and the number that drives it is reported for every pick, including the one where it says there is nothing to win.</w:t>
       </w:r>
     </w:p>
     <w:p>
@@ -1012,7 +1012,7 @@
         <w:spacing w:after="160" w:line="276"/>
       </w:pPr>
       <w:r>
-        <w:t xml:space="preserve">Book has New Mexico -22.5. The rating puts it at -33.5, and the points check, built only from each team's own 2026 point differential plus home field, lands at -24.4. Both reads want more than the market is asking, but the second one barely: at 1.9 points of margin only the Illinois lay further down this card has less.</w:t>
+        <w:t xml:space="preserve">Book has New Mexico -22.5. The rating puts it at -33.5, and the points check, built only from each team's own 2026 point differential plus home field, lands at -24.4. Both reads want more than the market is asking, but the second one barely: 1.9 points of margin is thin.</w:t>
       </w:r>
     </w:p>
     <w:p>
@@ -1036,7 +1036,7 @@
         <w:spacing w:after="160" w:line="276"/>
       </w:pPr>
       <w:r>
-        <w:t xml:space="preserve">Laying 22.5 is the uncomfortable part and the honest risk: a three-score number needs the favorite to stay interested. New Mexico's own tempo is 134th, third-slowest of the ten teams on this card behind Miami Ohio and Bowling Green, which shortens the game and cuts both ways. The counterweights are a 4-0 ATS record already built on numbers this size, and a home edge the model puts at only 1.8 points, so almost none of the 33.5 is a venue assumption.</w:t>
+        <w:t xml:space="preserve">Laying 22.5 is the uncomfortable part and the honest risk: a three-score number needs the favorite to stay interested. New Mexico's own tempo is 134th, which shortens the game and cuts both ways. The counterweights are a 4-0 ATS record already built on numbers this size, and a home edge the model puts at only 1.8 points, so almost none of the 33.5 is a venue assumption.</w:t>
       </w:r>
     </w:p>
     <w:p>
@@ -1389,7 +1389,7 @@
                 <w:sz w:val="19"/>
                 <w:szCs w:val="19"/>
               </w:rPr>
-              <w:t xml:space="preserve">Fresno State -2.8: agrees, 4.3 clear of the line, the most on this card</w:t>
+              <w:t xml:space="preserve">Fresno State -2.8: agrees, 4.3 clear of the line</w:t>
             </w:r>
           </w:p>
         </w:tc>
@@ -1549,7 +1549,7 @@
         <w:spacing w:after="160" w:line="276"/>
       </w:pPr>
       <w:r>
-        <w:t xml:space="preserve">Book has Washington State -1.5 at home. The rating has Fresno State by 5.9, and the points check, which is independent of SP+, has them by 2.8. The check is the weaker of the two reads here, and it still puts the fair number 4.3 points past the market, which is the most room any pick on this card has on that measure.</w:t>
+        <w:t xml:space="preserve">Book has Washington State -1.5 at home. The rating has Fresno State by 5.9, and the points check, which is independent of SP+, has them by 2.8. The check is the weaker of the two reads here, and it still puts the fair number 4.3 points past the market.</w:t>
       </w:r>
     </w:p>
     <w:p>
@@ -2086,7 +2086,7 @@
         <w:spacing w:after="160" w:line="276"/>
       </w:pPr>
       <w:r>
-        <w:t xml:space="preserve">Book has Illinois -10.0 and the rating says -17.6. The points check says -10.2, which is the line to a fifth of a point. That makes this the weakest-supported spread on the card: the two reads agree on the side and disagree completely about whether there is anything to win. It is here because the model gap is the sixth largest on the 49-game board, and the fourth among the candidates that cleared the direction screen, and the rule is to rank on the model rather than on the check.</w:t>
+        <w:t xml:space="preserve">Book has Illinois -10.0 and the rating says -17.6. The points check says -10.2, which is the line to a fifth of a point. That is a thin case: the two reads agree on the side and disagree completely about whether there is anything to win. It is here because the model gap is the sixth largest on the 49-game board, and the fourth among the candidates that cleared the direction screen, and the rule is to rank on the model rather than on the check.</w:t>
       </w:r>
     </w:p>
     <w:p>
@@ -2623,7 +2623,7 @@
         <w:spacing w:after="160" w:line="276"/>
       </w:pPr>
       <w:r>
-        <w:t xml:space="preserve">Book has Ohio -3.5 on the road. The rating says -10.1 and the points check says -7.7. Both want roughly a touchdown more than the market, and after Fresno State this is the second-largest point-based edge on the card at 4.2.</w:t>
+        <w:t xml:space="preserve">Book has Ohio -3.5 on the road. The rating says -10.1 and the points check says -7.7. Both want roughly a touchdown more than the market, and the points check sits 4.2 past it.</w:t>
       </w:r>
     </w:p>
     <w:p>

--- a/articles/Week5_Spreads.docx
+++ b/articles/Week5_Spreads.docx
@@ -31,7 +31,7 @@
         <w:spacing w:after="160" w:line="276"/>
       </w:pPr>
       <w:r>
-        <w:t xml:space="preserve">Every figure here is checked against the underlying data before it is written. Grades, ranks and per-game scoring are re-derived from team_pff_grades_2026.csv and the built board; each player's role, carry or target share and production come from the 2026 PFF season files; the model numbers, residuals and points checks are recomputed from diversions_2026wk5.json rather than carried over from the draft. That check caught real errors this week: a record off by a game, a set of truncated per-game averages, two carry shares that were wrong, and five spread cross-check figures that had been computed two different ways. All are corrected below. Kickoffs verified: all 15 picks are Saturday in Eastern time, including Fresno State at Washington State, which reads Sunday 01:30 in UTC and is 21:30 Saturday in Eastern. None had kicked off when the board was built.</w:t>
+        <w:t xml:space="preserve">Every figure below is checked against the source data before it is written. Team grades, five-factor ranks and per-game scoring come from the 2026 PFF team grades and the season-to-date CFBData ranks; each player's role, share and production come from the 2026 PFF season files. Per-game scoring uses each team's own game count, which is three, four or five this week. Where a rank ends in .5 the teams are tied and it is written as “tied Nth”. All fifteen kickoffs are verified Saturday in Eastern time.</w:t>
       </w:r>
     </w:p>
     <w:p>
@@ -47,7 +47,7 @@
         <w:spacing w:after="160" w:line="276"/>
       </w:pPr>
       <w:r>
-        <w:t xml:space="preserve">Five spreads where the book and the 2026 power ratings disagree most. The model number is SP+ differential plus home field edge; the gap is the distance between it and the market.</w:t>
+        <w:t xml:space="preserve">Five spreads chosen on agreement between independent measures rather than on the size of the disagreement with the market. The model number is the SP+ differential plus home field. The points check is built only from each team’s own 2026 point differential plus home field, and shares no input with SP+.</w:t>
       </w:r>
     </w:p>
     <w:p>
@@ -55,7 +55,7 @@
         <w:spacing w:after="160" w:line="276"/>
       </w:pPr>
       <w:r>
-        <w:t xml:space="preserve">Across the 49 rated Saturday games the model sits 0.4 points more toward the home favorite than the book does, so each gap is quoted raw and after that level is removed. Last week the same figure was 1.57. This slate is close to neutral, and the de-meaning barely reorders anything.</w:t>
+        <w:t xml:space="preserve">The reasoning behind that choice: a large gap between a public rating and the market is about as likely to mean the market knows something — an injury, a situational factor, a number that has already moved — as it is to mean there is value sitting there. Two measures built from different inputs landing on the same side is harder to dismiss. Every pick below clears that test, and the distance each measure puts between its own number and the market is quoted so the thin ones are visible.</w:t>
       </w:r>
     </w:p>
     <w:p>
@@ -63,7 +63,7 @@
         <w:spacing w:after="160" w:line="276"/>
       </w:pPr>
       <w:r>
-        <w:t xml:space="preserve">The selection rule is explicit. Candidates are ranked by the model gap once the slate level is out, and a second measure — built only from each team’s own 2026 point differential plus home field, independent of SP+ — has to agree on which side. It screens direction and nothing else; it is not allowed to reorder the card. Two candidates fail it and are not here: Texas Tech -13.0, where the points measure has them by 7.8 rather than 13, and Memphis -20.5, where it has them by 9.8 rather than 20.5. Last week’s exclusion also stands — do not lay a price into a team whose ATS record is running ahead of its rating, which cost this card four times in weeks 2 and 3 — and this week it removes nothing, because none of the top candidates is that shape.</w:t>
+        <w:t xml:space="preserve">Across the 49 rated Saturday games the model sits 0.4 points more toward the home favourite than the market does, so each gap is quoted net of that level. One exclusion carries over: do not lay a price into a team whose ATS record is running ahead of its rating, a shape that accounted for four losses in weeks 2 and 3. It removes nothing this week, because no selected game fades a team covering at 75% or better.</w:t>
       </w:r>
     </w:p>
     <w:p>
@@ -71,7 +71,7 @@
         <w:spacing w:after="160" w:line="276"/>
       </w:pPr>
       <w:r>
-        <w:t xml:space="preserve">The honest caveat is the record. Spreads are the worst of the three categories on the season at 5-10 and -6.00 units, and the rule behind them has changed more than once already this season. What is different about this one is that it is written down before the results arrive and the number that drives it is reported for every pick, including the one where it says there is nothing to win.</w:t>
+        <w:t xml:space="preserve">Spreads are the weakest of the three categories on the season at 5-10 and -6.00 units. On sample size, stated once: 44 graded picks is far too few to establish or refute an edge. Separating a genuine 55% win rate from breakeven at -110 takes roughly 1,400 bets. Read what follows as positions with their reasoning and their risks written down, not as a demonstrated advantage.</w:t>
       </w:r>
     </w:p>
     <w:p>
@@ -79,7 +79,7 @@
         <w:spacing w:after="160" w:line="276"/>
       </w:pPr>
       <w:r>
-        <w:t xml:space="preserve">Ratings and the Five Factors come from the 2026 workbook (SP+, TAN, team totals, and the CFBData26 season-to-date ranks, out of 138 teams). Player lines are 2026 PFF season to date. Records, ATS and over/under are TeamRankings, 2026 to date. The PFF team grade file now covers four games for 120 teams, three for ten and five for eight, so points for and against are quoted per game against each team's own count. Where a rank ends in .5 the teams are tied and it is written as “tied Nth”.</w:t>
+        <w:t xml:space="preserve">Ratings and the Five Factors come from the 2026 workbook: SP+, TAN, implied team totals and the season-to-date CFBData ranks, out of 138 teams. Player lines are 2026 PFF season to date. Records, ATS and over/under records are TeamRankings, 2026 to date. The PFF team grade file covers four games for 120 teams, three for ten and five for eight.</w:t>
       </w:r>
     </w:p>
     <w:p>
@@ -93,23 +93,19 @@
     <w:p>
       <w:pPr>
         <w:pStyle w:val="Heading2"/>
-        <w:spacing w:after="40"/>
-      </w:pPr>
-      <w:r>
-        <w:t xml:space="preserve">Miami Ohio -13.5</w:t>
-      </w:r>
-    </w:p>
-    <w:p>
-      <w:pPr>
+        <w:spacing w:after="20"/>
+      </w:pPr>
+      <w:r>
+        <w:t xml:space="preserve">Eastern Michigan Eagles @ UMass Minutemen</w:t>
+      </w:r>
+    </w:p>
+    <w:p>
+      <w:pPr>
+        <w:pStyle w:val="Heading3"/>
         <w:spacing w:after="200"/>
       </w:pPr>
       <w:r>
-        <w:rPr>
-          <w:color w:val="5A6270"/>
-          <w:sz w:val="21"/>
-          <w:szCs w:val="21"/>
-        </w:rPr>
-        <w:t xml:space="preserve">Bowling Green Falcons @ Miami (OH) RedHawks</w:t>
+        <w:t xml:space="preserve">UMass -6.0</w:t>
       </w:r>
     </w:p>
     <w:tbl>
@@ -171,7 +167,7 @@
                 <w:sz w:val="19"/>
                 <w:szCs w:val="19"/>
               </w:rPr>
-              <w:t xml:space="preserve">Miami Ohio -13.5</w:t>
+              <w:t xml:space="preserve">UMass -6.0</w:t>
             </w:r>
           </w:p>
         </w:tc>
@@ -219,7 +215,7 @@
                 <w:sz w:val="19"/>
                 <w:szCs w:val="19"/>
               </w:rPr>
-              <w:t xml:space="preserve">Miami Ohio -25.3</w:t>
+              <w:t xml:space="preserve">UMass -13.3</w:t>
             </w:r>
           </w:p>
         </w:tc>
@@ -267,7 +263,7 @@
                 <w:sz w:val="19"/>
                 <w:szCs w:val="19"/>
               </w:rPr>
-              <w:t xml:space="preserve">11.8 pts, 11.4 after the slate's own level</w:t>
+              <w:t xml:space="preserve">7.3 pts, 6.9 after the slate's own level</w:t>
             </w:r>
           </w:p>
         </w:tc>
@@ -315,7 +311,7 @@
                 <w:sz w:val="19"/>
                 <w:szCs w:val="19"/>
               </w:rPr>
-              <w:t xml:space="preserve">Miami Ohio -16.2: agrees, 2.7 clear of the line</w:t>
+              <w:t xml:space="preserve">UMass -17.4, which is 11.4 past the market</w:t>
             </w:r>
           </w:p>
         </w:tc>
@@ -363,103 +359,151 @@
                 <w:sz w:val="19"/>
                 <w:szCs w:val="19"/>
               </w:rPr>
-              <w:t xml:space="preserve">Miami Ohio -4.3 (89th) vs Bowling Green -26.4 (136th), home edge +3.2</w:t>
-            </w:r>
-          </w:p>
-        </w:tc>
-      </w:tr>
-      <w:tr>
-        <w:tc>
-          <w:tcPr>
-            <w:tcW w:type="dxa" w:w="3830"/>
-            <w:shd w:fill="F4F5F7" w:val="clear"/>
-            <w:tcMar>
-              <w:top w:type="dxa" w:w="60"/>
-              <w:left w:type="dxa" w:w="120"/>
-              <w:bottom w:type="dxa" w:w="60"/>
-              <w:right w:type="dxa" w:w="120"/>
-            </w:tcMar>
-          </w:tcPr>
-          <w:p>
-            <w:r>
-              <w:rPr>
-                <w:b w:val="false"/>
-                <w:bCs w:val="false"/>
-                <w:sz w:val="19"/>
-                <w:szCs w:val="19"/>
-              </w:rPr>
-              <w:t xml:space="preserve">Bowling Green 2026</w:t>
-            </w:r>
-          </w:p>
-        </w:tc>
-        <w:tc>
-          <w:tcPr>
-            <w:tcW w:type="dxa" w:w="6250"/>
-            <w:shd w:fill="F4F5F7" w:val="clear"/>
-            <w:tcMar>
-              <w:top w:type="dxa" w:w="60"/>
-              <w:left w:type="dxa" w:w="120"/>
-              <w:bottom w:type="dxa" w:w="60"/>
-              <w:right w:type="dxa" w:w="120"/>
-            </w:tcMar>
-          </w:tcPr>
-          <w:p>
-            <w:r>
-              <w:rPr>
-                <w:b/>
-                <w:bCs/>
-                <w:sz w:val="19"/>
-                <w:szCs w:val="19"/>
-              </w:rPr>
-              <w:t xml:space="preserve">0-4, 8.3 points a game, 36.3 allowed</w:t>
-            </w:r>
-          </w:p>
-        </w:tc>
-      </w:tr>
-      <w:tr>
-        <w:tc>
-          <w:tcPr>
-            <w:tcW w:type="dxa" w:w="3830"/>
-            <w:shd w:fill="FFFFFF" w:val="clear"/>
-            <w:tcMar>
-              <w:top w:type="dxa" w:w="60"/>
-              <w:left w:type="dxa" w:w="120"/>
-              <w:bottom w:type="dxa" w:w="60"/>
-              <w:right w:type="dxa" w:w="120"/>
-            </w:tcMar>
-          </w:tcPr>
-          <w:p>
-            <w:r>
-              <w:rPr>
-                <w:b w:val="false"/>
-                <w:bCs w:val="false"/>
-                <w:sz w:val="19"/>
-                <w:szCs w:val="19"/>
-              </w:rPr>
-              <w:t xml:space="preserve">Bowling Green offense</w:t>
-            </w:r>
-          </w:p>
-        </w:tc>
-        <w:tc>
-          <w:tcPr>
-            <w:tcW w:type="dxa" w:w="6250"/>
-            <w:shd w:fill="FFFFFF" w:val="clear"/>
-            <w:tcMar>
-              <w:top w:type="dxa" w:w="60"/>
-              <w:left w:type="dxa" w:w="120"/>
-              <w:bottom w:type="dxa" w:w="60"/>
-              <w:right w:type="dxa" w:w="120"/>
-            </w:tcMar>
-          </w:tcPr>
-          <w:p>
-            <w:r>
-              <w:rPr>
-                <w:b/>
-                <w:bCs/>
-                <w:sz w:val="19"/>
-                <w:szCs w:val="19"/>
-              </w:rPr>
-              <w:t xml:space="preserve">135th Success Rate, 138th Explosiveness, 138th Finishing Drives</w:t>
+              <w:t xml:space="preserve">UMass -6.2 (94th) vs Eastern Michigan -18.0 (127th), home edge +1.5</w:t>
+            </w:r>
+          </w:p>
+        </w:tc>
+      </w:tr>
+      <w:tr>
+        <w:tc>
+          <w:tcPr>
+            <w:tcW w:type="dxa" w:w="3830"/>
+            <w:shd w:fill="F4F5F7" w:val="clear"/>
+            <w:tcMar>
+              <w:top w:type="dxa" w:w="60"/>
+              <w:left w:type="dxa" w:w="120"/>
+              <w:bottom w:type="dxa" w:w="60"/>
+              <w:right w:type="dxa" w:w="120"/>
+            </w:tcMar>
+          </w:tcPr>
+          <w:p>
+            <w:r>
+              <w:rPr>
+                <w:b w:val="false"/>
+                <w:bCs w:val="false"/>
+                <w:sz w:val="19"/>
+                <w:szCs w:val="19"/>
+              </w:rPr>
+              <w:t xml:space="preserve">UMass 2026</w:t>
+            </w:r>
+          </w:p>
+        </w:tc>
+        <w:tc>
+          <w:tcPr>
+            <w:tcW w:type="dxa" w:w="6250"/>
+            <w:shd w:fill="F4F5F7" w:val="clear"/>
+            <w:tcMar>
+              <w:top w:type="dxa" w:w="60"/>
+              <w:left w:type="dxa" w:w="120"/>
+              <w:bottom w:type="dxa" w:w="60"/>
+              <w:right w:type="dxa" w:w="120"/>
+            </w:tcMar>
+          </w:tcPr>
+          <w:p>
+            <w:r>
+              <w:rPr>
+                <w:b/>
+                <w:bCs/>
+                <w:sz w:val="19"/>
+                <w:szCs w:val="19"/>
+              </w:rPr>
+              <w:t xml:space="preserve">4-0, 3-1 ATS, 36.3 points a game and 12.8 allowed</w:t>
+            </w:r>
+          </w:p>
+        </w:tc>
+      </w:tr>
+      <w:tr>
+        <w:tc>
+          <w:tcPr>
+            <w:tcW w:type="dxa" w:w="3830"/>
+            <w:shd w:fill="FFFFFF" w:val="clear"/>
+            <w:tcMar>
+              <w:top w:type="dxa" w:w="60"/>
+              <w:left w:type="dxa" w:w="120"/>
+              <w:bottom w:type="dxa" w:w="60"/>
+              <w:right w:type="dxa" w:w="120"/>
+            </w:tcMar>
+          </w:tcPr>
+          <w:p>
+            <w:r>
+              <w:rPr>
+                <w:b w:val="false"/>
+                <w:bCs w:val="false"/>
+                <w:sz w:val="19"/>
+                <w:szCs w:val="19"/>
+              </w:rPr>
+              <w:t xml:space="preserve">UMass defense</w:t>
+            </w:r>
+          </w:p>
+        </w:tc>
+        <w:tc>
+          <w:tcPr>
+            <w:tcW w:type="dxa" w:w="6250"/>
+            <w:shd w:fill="FFFFFF" w:val="clear"/>
+            <w:tcMar>
+              <w:top w:type="dxa" w:w="60"/>
+              <w:left w:type="dxa" w:w="120"/>
+              <w:bottom w:type="dxa" w:w="60"/>
+              <w:right w:type="dxa" w:w="120"/>
+            </w:tcMar>
+          </w:tcPr>
+          <w:p>
+            <w:r>
+              <w:rPr>
+                <w:b/>
+                <w:bCs/>
+                <w:sz w:val="19"/>
+                <w:szCs w:val="19"/>
+              </w:rPr>
+              <w:t xml:space="preserve">1st in Finishing Drives allowed, 6th in Explosiveness, 92.2 defensive grade</w:t>
+            </w:r>
+          </w:p>
+        </w:tc>
+      </w:tr>
+      <w:tr>
+        <w:tc>
+          <w:tcPr>
+            <w:tcW w:type="dxa" w:w="3830"/>
+            <w:shd w:fill="F4F5F7" w:val="clear"/>
+            <w:tcMar>
+              <w:top w:type="dxa" w:w="60"/>
+              <w:left w:type="dxa" w:w="120"/>
+              <w:bottom w:type="dxa" w:w="60"/>
+              <w:right w:type="dxa" w:w="120"/>
+            </w:tcMar>
+          </w:tcPr>
+          <w:p>
+            <w:r>
+              <w:rPr>
+                <w:b w:val="false"/>
+                <w:bCs w:val="false"/>
+                <w:sz w:val="19"/>
+                <w:szCs w:val="19"/>
+              </w:rPr>
+              <w:t xml:space="preserve">Eastern Michigan offense</w:t>
+            </w:r>
+          </w:p>
+        </w:tc>
+        <w:tc>
+          <w:tcPr>
+            <w:tcW w:type="dxa" w:w="6250"/>
+            <w:shd w:fill="F4F5F7" w:val="clear"/>
+            <w:tcMar>
+              <w:top w:type="dxa" w:w="60"/>
+              <w:left w:type="dxa" w:w="120"/>
+              <w:bottom w:type="dxa" w:w="60"/>
+              <w:right w:type="dxa" w:w="120"/>
+            </w:tcMar>
+          </w:tcPr>
+          <w:p>
+            <w:r>
+              <w:rPr>
+                <w:b/>
+                <w:bCs/>
+                <w:sz w:val="19"/>
+                <w:szCs w:val="19"/>
+              </w:rPr>
+              <w:t xml:space="preserve">2-3, 19.0 a game, 122nd Success Rate, 58.5 passing</w:t>
             </w:r>
           </w:p>
         </w:tc>
@@ -475,7 +519,7 @@
         <w:spacing w:after="160" w:line="276"/>
       </w:pPr>
       <w:r>
-        <w:t xml:space="preserve">Book has Miami Ohio -13.5. The 2026 rating puts it at -25.3: Miami Ohio -4.3 (89th) against Bowling Green -26.4 (136th), plus a 3.2-point home edge. An 11.8-point gap, 11.4 after the slate's level is removed, and the largest on the board.</w:t>
+        <w:t xml:space="preserve">Book has UMass -6.0. The rating says -13.3 and the points check, built only from each team's own 2026 point differential plus home field, says -17.4. Two measures that share no inputs land 7 and 11 points past the market, and both say the same thing.</w:t>
       </w:r>
     </w:p>
     <w:p>
@@ -483,7 +527,7 @@
         <w:spacing w:after="160" w:line="276"/>
       </w:pPr>
       <w:r>
-        <w:t xml:space="preserve">Bowling Green have scored 33 points in four games. Eight a game. The offense ranks 135th in Success Rate, 138th in Explosiveness and 138th in Finishing Drives, dead last in the latter two, on a 37.3 pass block grade and a 51.2 passing grade. They are 0-4 and have been outscored by 28.0 a game.</w:t>
+        <w:t xml:space="preserve">UMass are 4-0 and the defense is the reason. They rank 1st nationally in Finishing Drives allowed and 6th in Explosiveness allowed, on a 92.2 defensive grade, 92.5 against the run, 91.0 in coverage and 84.4 tackling. They have given up 12.8 points a game. That is not a 6-point home team's profile.</w:t>
       </w:r>
     </w:p>
     <w:p>
@@ -491,7 +535,7 @@
         <w:spacing w:after="160" w:line="276"/>
       </w:pPr>
       <w:r>
-        <w:t xml:space="preserve">Miami Ohio are not good and do not need to be. They score 28.5 and allow 30.5, and their own defense ranks 116th in Success Rate with a 44.7 coverage grade. What they have is a 12th-ranked Explosiveness offense and an 81.4 passing grade against a defense ranked 135th in Success Rate.</w:t>
+        <w:t xml:space="preserve">Eastern Michigan have scored 19.0 a game across five, on an offense ranked 122nd in Success Rate, 112th in Explosiveness and 114th in Finishing Drives behind a 58.5 passing grade and a 58.3 pass block grade. Their own defense is respectable in coverage at 81.8 but tackles at 52.6, which is the unit UMass's 85.1 run grade attacks.</w:t>
       </w:r>
     </w:p>
     <w:p>
@@ -499,7 +543,7 @@
         <w:spacing w:after="160" w:line="276"/>
       </w:pPr>
       <w:r>
-        <w:t xml:space="preserve">The points check, which knows nothing except what each team has scored and allowed, has Miami Ohio by 16.2. That is well short of the rating's 25.3, and it is still 2.7 points past the market. The ATS records point the same way: Miami Ohio 2-1-1, Bowling Green 1-3. This is not the shape that cost this card in weeks 2 and 3, which was laying a price into a team covering ahead of its rating; Bowling Green are covering behind theirs.</w:t>
+        <w:t xml:space="preserve">The risk is the number rather than the matchup. Laying 6 means a one-score win does not pay, and UMass play the slowest tempo in the country at 138th, so there are fewer possessions in which to build a margin. The counterweight is that neither record is running ahead of its rating: UMass are 3-1 against the spread, Eastern Michigan 2-3.</w:t>
       </w:r>
     </w:p>
     <w:p>
@@ -569,7 +613,7 @@
       <w:r>
         <w:drawing>
           <wp:inline distT="0" distB="0" distL="0" distR="0">
-            <wp:extent cx="6400800" cy="6953250"/>
+            <wp:extent cx="6400800" cy="6848475"/>
             <wp:effectExtent t="0" r="0" b="0" l="0"/>
             <wp:docPr id="2" name="" descr="" title=""/>
             <wp:cNvGraphicFramePr>
@@ -594,7 +638,7 @@
                   <pic:spPr bwMode="auto">
                     <a:xfrm>
                       <a:off x="0" y="0"/>
-                      <a:ext cx="6400800" cy="6953250"/>
+                      <a:ext cx="6400800" cy="6848475"/>
                     </a:xfrm>
                     <a:prstGeom prst="rect">
                       <a:avLst/>
@@ -630,23 +674,19 @@
     <w:p>
       <w:pPr>
         <w:pStyle w:val="Heading2"/>
-        <w:spacing w:after="40"/>
-      </w:pPr>
-      <w:r>
-        <w:t xml:space="preserve">New Mexico -22.5</w:t>
-      </w:r>
-    </w:p>
-    <w:p>
-      <w:pPr>
+        <w:spacing w:after="20"/>
+      </w:pPr>
+      <w:r>
+        <w:t xml:space="preserve">Virginia Cavaliers @ Florida State Seminoles</w:t>
+      </w:r>
+    </w:p>
+    <w:p>
+      <w:pPr>
+        <w:pStyle w:val="Heading3"/>
         <w:spacing w:after="200"/>
       </w:pPr>
       <w:r>
-        <w:rPr>
-          <w:color w:val="5A6270"/>
-          <w:sz w:val="21"/>
-          <w:szCs w:val="21"/>
-        </w:rPr>
-        <w:t xml:space="preserve">UTEP Miners @ New Mexico Lobos</w:t>
+        <w:t xml:space="preserve">Virginia -2.5</w:t>
       </w:r>
     </w:p>
     <w:tbl>
@@ -708,7 +748,7 @@
                 <w:sz w:val="19"/>
                 <w:szCs w:val="19"/>
               </w:rPr>
-              <w:t xml:space="preserve">New Mexico -22.5</w:t>
+              <w:t xml:space="preserve">Virginia -2.5</w:t>
             </w:r>
           </w:p>
         </w:tc>
@@ -756,7 +796,7 @@
                 <w:sz w:val="19"/>
                 <w:szCs w:val="19"/>
               </w:rPr>
-              <w:t xml:space="preserve">New Mexico -33.5</w:t>
+              <w:t xml:space="preserve">Virginia -6.8</w:t>
             </w:r>
           </w:p>
         </w:tc>
@@ -804,7 +844,7 @@
                 <w:sz w:val="19"/>
                 <w:szCs w:val="19"/>
               </w:rPr>
-              <w:t xml:space="preserve">11.0 pts, 10.6 after the slate's own level</w:t>
+              <w:t xml:space="preserve">4.3 pts, 4.7 after the slate's own level</w:t>
             </w:r>
           </w:p>
         </w:tc>
@@ -852,7 +892,7 @@
                 <w:sz w:val="19"/>
                 <w:szCs w:val="19"/>
               </w:rPr>
-              <w:t xml:space="preserve">New Mexico -24.4: agrees, but only 1.9 clear of the line</w:t>
+              <w:t xml:space="preserve">Virginia -8.5, which is 6.0 past the market</w:t>
             </w:r>
           </w:p>
         </w:tc>
@@ -900,103 +940,151 @@
                 <w:sz w:val="19"/>
                 <w:szCs w:val="19"/>
               </w:rPr>
-              <w:t xml:space="preserve">New Mexico +7.7 (46th) vs UTEP -24.0 (134th), home edge +1.8</w:t>
-            </w:r>
-          </w:p>
-        </w:tc>
-      </w:tr>
-      <w:tr>
-        <w:tc>
-          <w:tcPr>
-            <w:tcW w:type="dxa" w:w="3830"/>
-            <w:shd w:fill="F4F5F7" w:val="clear"/>
-            <w:tcMar>
-              <w:top w:type="dxa" w:w="60"/>
-              <w:left w:type="dxa" w:w="120"/>
-              <w:bottom w:type="dxa" w:w="60"/>
-              <w:right w:type="dxa" w:w="120"/>
-            </w:tcMar>
-          </w:tcPr>
-          <w:p>
-            <w:r>
-              <w:rPr>
-                <w:b w:val="false"/>
-                <w:bCs w:val="false"/>
-                <w:sz w:val="19"/>
-                <w:szCs w:val="19"/>
-              </w:rPr>
-              <w:t xml:space="preserve">New Mexico 2026</w:t>
-            </w:r>
-          </w:p>
-        </w:tc>
-        <w:tc>
-          <w:tcPr>
-            <w:tcW w:type="dxa" w:w="6250"/>
-            <w:shd w:fill="F4F5F7" w:val="clear"/>
-            <w:tcMar>
-              <w:top w:type="dxa" w:w="60"/>
-              <w:left w:type="dxa" w:w="120"/>
-              <w:bottom w:type="dxa" w:w="60"/>
-              <w:right w:type="dxa" w:w="120"/>
-            </w:tcMar>
-          </w:tcPr>
-          <w:p>
-            <w:r>
-              <w:rPr>
-                <w:b/>
-                <w:bCs/>
-                <w:sz w:val="19"/>
-                <w:szCs w:val="19"/>
-              </w:rPr>
-              <w:t xml:space="preserve">3-1, 4-0 ATS, 39.0 points a game and 11.5 allowed</w:t>
-            </w:r>
-          </w:p>
-        </w:tc>
-      </w:tr>
-      <w:tr>
-        <w:tc>
-          <w:tcPr>
-            <w:tcW w:type="dxa" w:w="3830"/>
-            <w:shd w:fill="FFFFFF" w:val="clear"/>
-            <w:tcMar>
-              <w:top w:type="dxa" w:w="60"/>
-              <w:left w:type="dxa" w:w="120"/>
-              <w:bottom w:type="dxa" w:w="60"/>
-              <w:right w:type="dxa" w:w="120"/>
-            </w:tcMar>
-          </w:tcPr>
-          <w:p>
-            <w:r>
-              <w:rPr>
-                <w:b w:val="false"/>
-                <w:bCs w:val="false"/>
-                <w:sz w:val="19"/>
-                <w:szCs w:val="19"/>
-              </w:rPr>
-              <w:t xml:space="preserve">UTEP offense</w:t>
-            </w:r>
-          </w:p>
-        </w:tc>
-        <w:tc>
-          <w:tcPr>
-            <w:tcW w:type="dxa" w:w="6250"/>
-            <w:shd w:fill="FFFFFF" w:val="clear"/>
-            <w:tcMar>
-              <w:top w:type="dxa" w:w="60"/>
-              <w:left w:type="dxa" w:w="120"/>
-              <w:bottom w:type="dxa" w:w="60"/>
-              <w:right w:type="dxa" w:w="120"/>
-            </w:tcMar>
-          </w:tcPr>
-          <w:p>
-            <w:r>
-              <w:rPr>
-                <w:b/>
-                <w:bCs/>
-                <w:sz w:val="19"/>
-                <w:szCs w:val="19"/>
-              </w:rPr>
-              <w:t xml:space="preserve">124th Success Rate, 136th Finishing Drives, 43.7 pass block</w:t>
+              <w:t xml:space="preserve">Virginia +14.4 (21st) vs Florida State +5.7 (53rd), home edge +1.9</w:t>
+            </w:r>
+          </w:p>
+        </w:tc>
+      </w:tr>
+      <w:tr>
+        <w:tc>
+          <w:tcPr>
+            <w:tcW w:type="dxa" w:w="3830"/>
+            <w:shd w:fill="F4F5F7" w:val="clear"/>
+            <w:tcMar>
+              <w:top w:type="dxa" w:w="60"/>
+              <w:left w:type="dxa" w:w="120"/>
+              <w:bottom w:type="dxa" w:w="60"/>
+              <w:right w:type="dxa" w:w="120"/>
+            </w:tcMar>
+          </w:tcPr>
+          <w:p>
+            <w:r>
+              <w:rPr>
+                <w:b w:val="false"/>
+                <w:bCs w:val="false"/>
+                <w:sz w:val="19"/>
+                <w:szCs w:val="19"/>
+              </w:rPr>
+              <w:t xml:space="preserve">Virginia 2026</w:t>
+            </w:r>
+          </w:p>
+        </w:tc>
+        <w:tc>
+          <w:tcPr>
+            <w:tcW w:type="dxa" w:w="6250"/>
+            <w:shd w:fill="F4F5F7" w:val="clear"/>
+            <w:tcMar>
+              <w:top w:type="dxa" w:w="60"/>
+              <w:left w:type="dxa" w:w="120"/>
+              <w:bottom w:type="dxa" w:w="60"/>
+              <w:right w:type="dxa" w:w="120"/>
+            </w:tcMar>
+          </w:tcPr>
+          <w:p>
+            <w:r>
+              <w:rPr>
+                <w:b/>
+                <w:bCs/>
+                <w:sz w:val="19"/>
+                <w:szCs w:val="19"/>
+              </w:rPr>
+              <w:t xml:space="preserve">3-1, 3-1 ATS, 40.5 points a game and 13.0 allowed</w:t>
+            </w:r>
+          </w:p>
+        </w:tc>
+      </w:tr>
+      <w:tr>
+        <w:tc>
+          <w:tcPr>
+            <w:tcW w:type="dxa" w:w="3830"/>
+            <w:shd w:fill="FFFFFF" w:val="clear"/>
+            <w:tcMar>
+              <w:top w:type="dxa" w:w="60"/>
+              <w:left w:type="dxa" w:w="120"/>
+              <w:bottom w:type="dxa" w:w="60"/>
+              <w:right w:type="dxa" w:w="120"/>
+            </w:tcMar>
+          </w:tcPr>
+          <w:p>
+            <w:r>
+              <w:rPr>
+                <w:b w:val="false"/>
+                <w:bCs w:val="false"/>
+                <w:sz w:val="19"/>
+                <w:szCs w:val="19"/>
+              </w:rPr>
+              <w:t xml:space="preserve">Florida State 2026</w:t>
+            </w:r>
+          </w:p>
+        </w:tc>
+        <w:tc>
+          <w:tcPr>
+            <w:tcW w:type="dxa" w:w="6250"/>
+            <w:shd w:fill="FFFFFF" w:val="clear"/>
+            <w:tcMar>
+              <w:top w:type="dxa" w:w="60"/>
+              <w:left w:type="dxa" w:w="120"/>
+              <w:bottom w:type="dxa" w:w="60"/>
+              <w:right w:type="dxa" w:w="120"/>
+            </w:tcMar>
+          </w:tcPr>
+          <w:p>
+            <w:r>
+              <w:rPr>
+                <w:b/>
+                <w:bCs/>
+                <w:sz w:val="19"/>
+                <w:szCs w:val="19"/>
+              </w:rPr>
+              <w:t xml:space="preserve">2-2, 1-2-1 ATS, 32.0 for and 25.3 against</w:t>
+            </w:r>
+          </w:p>
+        </w:tc>
+      </w:tr>
+      <w:tr>
+        <w:tc>
+          <w:tcPr>
+            <w:tcW w:type="dxa" w:w="3830"/>
+            <w:shd w:fill="F4F5F7" w:val="clear"/>
+            <w:tcMar>
+              <w:top w:type="dxa" w:w="60"/>
+              <w:left w:type="dxa" w:w="120"/>
+              <w:bottom w:type="dxa" w:w="60"/>
+              <w:right w:type="dxa" w:w="120"/>
+            </w:tcMar>
+          </w:tcPr>
+          <w:p>
+            <w:r>
+              <w:rPr>
+                <w:b w:val="false"/>
+                <w:bCs w:val="false"/>
+                <w:sz w:val="19"/>
+                <w:szCs w:val="19"/>
+              </w:rPr>
+              <w:t xml:space="preserve">Florida State defense</w:t>
+            </w:r>
+          </w:p>
+        </w:tc>
+        <w:tc>
+          <w:tcPr>
+            <w:tcW w:type="dxa" w:w="6250"/>
+            <w:shd w:fill="F4F5F7" w:val="clear"/>
+            <w:tcMar>
+              <w:top w:type="dxa" w:w="60"/>
+              <w:left w:type="dxa" w:w="120"/>
+              <w:bottom w:type="dxa" w:w="60"/>
+              <w:right w:type="dxa" w:w="120"/>
+            </w:tcMar>
+          </w:tcPr>
+          <w:p>
+            <w:r>
+              <w:rPr>
+                <w:b/>
+                <w:bCs/>
+                <w:sz w:val="19"/>
+                <w:szCs w:val="19"/>
+              </w:rPr>
+              <w:t xml:space="preserve">102nd Success Rate, 111th Explosiveness, 65.2 coverage</w:t>
             </w:r>
           </w:p>
         </w:tc>
@@ -1012,7 +1100,7 @@
         <w:spacing w:after="160" w:line="276"/>
       </w:pPr>
       <w:r>
-        <w:t xml:space="preserve">Book has New Mexico -22.5. The rating puts it at -33.5, and the points check, built only from each team's own 2026 point differential plus home field, lands at -24.4. Both reads want more than the market is asking, but the second one barely: 1.9 points of margin is thin.</w:t>
+        <w:t xml:space="preserve">Book has Virginia -2.5 on the road. The rating says -6.8 and the points check says -8.5. The thing worth pausing on is the ratings themselves: Virginia sit 21st at +14.4 and Florida State 53rd at +5.7, which is a two-tier gap being priced as a coin flip with home field.</w:t>
       </w:r>
     </w:p>
     <w:p>
@@ -1020,7 +1108,7 @@
         <w:spacing w:after="160" w:line="276"/>
       </w:pPr>
       <w:r>
-        <w:t xml:space="preserve">New Mexico are 3-1 and 4-0 against the spread, covering by a wide margin every week, and the rating agrees with the record rather than lagging it. They allow 11.5 points a game on a defense ranked 12th in Success Rate, 2nd in Havoc, 21st in Finishing Drives and 4th in Field Position, with an 86.3 coverage grade and an 88.4 defensive grade.</w:t>
+        <w:t xml:space="preserve">Virginia have the better unit on both sides. They score 40.5 and allow 13.0, with an offense grading 87.7 overall and 90.0 passing behind an 86.4 pass block grade, and a defense ranked 19th in Success Rate and 4th in Explosiveness allowed on an 88.0 coverage grade.</w:t>
       </w:r>
     </w:p>
     <w:p>
@@ -1028,7 +1116,7 @@
         <w:spacing w:after="160" w:line="276"/>
       </w:pPr>
       <w:r>
-        <w:t xml:space="preserve">UTEP have scored 75 points in four games. The offense ranks 124th in Success Rate, 126th in Explosiveness, 137th in Havoc allowed and 136th in Finishing Drives behind a 43.7 pass block grade. Their defense ranks 131st, tied 121st, 128th and 129th across Success Rate, Havoc, Finishing Drives and Field Position.</w:t>
+        <w:t xml:space="preserve">Florida State's defense is where the number should come from. They rank 102nd in Success Rate, 111th in Explosiveness allowed and 80th in Finishing Drives, on a 65.2 coverage grade and a 66.3 run defense grade, against the better passing offense in the game.</w:t>
       </w:r>
     </w:p>
     <w:p>
@@ -1036,7 +1124,7 @@
         <w:spacing w:after="160" w:line="276"/>
       </w:pPr>
       <w:r>
-        <w:t xml:space="preserve">Laying 22.5 is the uncomfortable part and the honest risk: a three-score number needs the favorite to stay interested. New Mexico's own tempo is 134th, which shortens the game and cuts both ways. The counterweights are a 4-0 ATS record already built on numbers this size, and a home edge the model puts at only 1.8 points, so almost none of the 33.5 is a venue assumption.</w:t>
+        <w:t xml:space="preserve">The honest risk is Florida State's offense, which ranks 2nd nationally in Explosiveness and 18th in Finishing Drives. They do not move the ball efficiently, 80th in Success Rate, but they score in chunks, and Virginia's 60.4 tackling grade is the one soft number on that defense. A 2.5-point road lay also offers no margin: this needs an outright win.</w:t>
       </w:r>
     </w:p>
     <w:p>
@@ -1046,7 +1134,7 @@
       <w:r>
         <w:drawing>
           <wp:inline distT="0" distB="0" distL="0" distR="0">
-            <wp:extent cx="6400800" cy="5048250"/>
+            <wp:extent cx="6400800" cy="5153025"/>
             <wp:effectExtent t="0" r="0" b="0" l="0"/>
             <wp:docPr id="3" name="" descr="" title=""/>
             <wp:cNvGraphicFramePr>
@@ -1071,7 +1159,7 @@
                   <pic:spPr bwMode="auto">
                     <a:xfrm>
                       <a:off x="0" y="0"/>
-                      <a:ext cx="6400800" cy="5048250"/>
+                      <a:ext cx="6400800" cy="5153025"/>
                     </a:xfrm>
                     <a:prstGeom prst="rect">
                       <a:avLst/>
@@ -1106,7 +1194,7 @@
       <w:r>
         <w:drawing>
           <wp:inline distT="0" distB="0" distL="0" distR="0">
-            <wp:extent cx="6400800" cy="6648450"/>
+            <wp:extent cx="6400800" cy="6848475"/>
             <wp:effectExtent t="0" r="0" b="0" l="0"/>
             <wp:docPr id="4" name="" descr="" title=""/>
             <wp:cNvGraphicFramePr>
@@ -1131,7 +1219,7 @@
                   <pic:spPr bwMode="auto">
                     <a:xfrm>
                       <a:off x="0" y="0"/>
-                      <a:ext cx="6400800" cy="6648450"/>
+                      <a:ext cx="6400800" cy="6848475"/>
                     </a:xfrm>
                     <a:prstGeom prst="rect">
                       <a:avLst/>
@@ -1167,23 +1255,19 @@
     <w:p>
       <w:pPr>
         <w:pStyle w:val="Heading2"/>
-        <w:spacing w:after="40"/>
-      </w:pPr>
-      <w:r>
-        <w:t xml:space="preserve">Fresno State +1.5</w:t>
-      </w:r>
-    </w:p>
-    <w:p>
-      <w:pPr>
+        <w:spacing w:after="20"/>
+      </w:pPr>
+      <w:r>
+        <w:t xml:space="preserve">Syracuse Orange @ UConn Huskies</w:t>
+      </w:r>
+    </w:p>
+    <w:p>
+      <w:pPr>
+        <w:pStyle w:val="Heading3"/>
         <w:spacing w:after="200"/>
       </w:pPr>
       <w:r>
-        <w:rPr>
-          <w:color w:val="5A6270"/>
-          <w:sz w:val="21"/>
-          <w:szCs w:val="21"/>
-        </w:rPr>
-        <w:t xml:space="preserve">Fresno State Bulldogs @ Washington State Cougars</w:t>
+        <w:t xml:space="preserve">UConn +7.0</w:t>
       </w:r>
     </w:p>
     <w:tbl>
@@ -1245,7 +1329,7 @@
                 <w:sz w:val="19"/>
                 <w:szCs w:val="19"/>
               </w:rPr>
-              <w:t xml:space="preserve">Washington State -1.5</w:t>
+              <w:t xml:space="preserve">Syracuse -7.0</w:t>
             </w:r>
           </w:p>
         </w:tc>
@@ -1293,7 +1377,7 @@
                 <w:sz w:val="19"/>
                 <w:szCs w:val="19"/>
               </w:rPr>
-              <w:t xml:space="preserve">Fresno State -5.9</w:t>
+              <w:t xml:space="preserve">UConn +0.2, effectively a pick'em</w:t>
             </w:r>
           </w:p>
         </w:tc>
@@ -1341,7 +1425,7 @@
                 <w:sz w:val="19"/>
                 <w:szCs w:val="19"/>
               </w:rPr>
-              <w:t xml:space="preserve">7.4 pts, 7.8 after the slate's own level</w:t>
+              <w:t xml:space="preserve">6.8 pts, 6.4 after the slate's own level</w:t>
             </w:r>
           </w:p>
         </w:tc>
@@ -1389,7 +1473,7 @@
                 <w:sz w:val="19"/>
                 <w:szCs w:val="19"/>
               </w:rPr>
-              <w:t xml:space="preserve">Fresno State -2.8: agrees, 4.3 clear of the line</w:t>
+              <w:t xml:space="preserve">UConn -0.9, which is 7.9 past the market</w:t>
             </w:r>
           </w:p>
         </w:tc>
@@ -1437,103 +1521,151 @@
                 <w:sz w:val="19"/>
                 <w:szCs w:val="19"/>
               </w:rPr>
-              <w:t xml:space="preserve">Fresno State -0.3 (tied 71st) vs Washington State -9.3 (tied 105th), home edge +3.1</w:t>
-            </w:r>
-          </w:p>
-        </w:tc>
-      </w:tr>
-      <w:tr>
-        <w:tc>
-          <w:tcPr>
-            <w:tcW w:type="dxa" w:w="3830"/>
-            <w:shd w:fill="F4F5F7" w:val="clear"/>
-            <w:tcMar>
-              <w:top w:type="dxa" w:w="60"/>
-              <w:left w:type="dxa" w:w="120"/>
-              <w:bottom w:type="dxa" w:w="60"/>
-              <w:right w:type="dxa" w:w="120"/>
-            </w:tcMar>
-          </w:tcPr>
-          <w:p>
-            <w:r>
-              <w:rPr>
-                <w:b w:val="false"/>
-                <w:bCs w:val="false"/>
-                <w:sz w:val="19"/>
-                <w:szCs w:val="19"/>
-              </w:rPr>
-              <w:t xml:space="preserve">Records</w:t>
-            </w:r>
-          </w:p>
-        </w:tc>
-        <w:tc>
-          <w:tcPr>
-            <w:tcW w:type="dxa" w:w="6250"/>
-            <w:shd w:fill="F4F5F7" w:val="clear"/>
-            <w:tcMar>
-              <w:top w:type="dxa" w:w="60"/>
-              <w:left w:type="dxa" w:w="120"/>
-              <w:bottom w:type="dxa" w:w="60"/>
-              <w:right w:type="dxa" w:w="120"/>
-            </w:tcMar>
-          </w:tcPr>
-          <w:p>
-            <w:r>
-              <w:rPr>
-                <w:b/>
-                <w:bCs/>
-                <w:sz w:val="19"/>
-                <w:szCs w:val="19"/>
-              </w:rPr>
-              <w:t xml:space="preserve">Fresno State 3-1 (3-1 ATS), Washington State 1-3 (3-1 ATS)</w:t>
-            </w:r>
-          </w:p>
-        </w:tc>
-      </w:tr>
-      <w:tr>
-        <w:tc>
-          <w:tcPr>
-            <w:tcW w:type="dxa" w:w="3830"/>
-            <w:shd w:fill="FFFFFF" w:val="clear"/>
-            <w:tcMar>
-              <w:top w:type="dxa" w:w="60"/>
-              <w:left w:type="dxa" w:w="120"/>
-              <w:bottom w:type="dxa" w:w="60"/>
-              <w:right w:type="dxa" w:w="120"/>
-            </w:tcMar>
-          </w:tcPr>
-          <w:p>
-            <w:r>
-              <w:rPr>
-                <w:b w:val="false"/>
-                <w:bCs w:val="false"/>
-                <w:sz w:val="19"/>
-                <w:szCs w:val="19"/>
-              </w:rPr>
-              <w:t xml:space="preserve">Scoring</w:t>
-            </w:r>
-          </w:p>
-        </w:tc>
-        <w:tc>
-          <w:tcPr>
-            <w:tcW w:type="dxa" w:w="6250"/>
-            <w:shd w:fill="FFFFFF" w:val="clear"/>
-            <w:tcMar>
-              <w:top w:type="dxa" w:w="60"/>
-              <w:left w:type="dxa" w:w="120"/>
-              <w:bottom w:type="dxa" w:w="60"/>
-              <w:right w:type="dxa" w:w="120"/>
-            </w:tcMar>
-          </w:tcPr>
-          <w:p>
-            <w:r>
-              <w:rPr>
-                <w:b/>
-                <w:bCs/>
-                <w:sz w:val="19"/>
-                <w:szCs w:val="19"/>
-              </w:rPr>
-              <w:t xml:space="preserve">Fresno State 28.3 for / 19.0 against, Washington State 22.3 / 24.8</w:t>
+              <w:t xml:space="preserve">UConn -3.7 (tied 86th) vs Syracuse -1.2 (75th), home edge +2.3</w:t>
+            </w:r>
+          </w:p>
+        </w:tc>
+      </w:tr>
+      <w:tr>
+        <w:tc>
+          <w:tcPr>
+            <w:tcW w:type="dxa" w:w="3830"/>
+            <w:shd w:fill="F4F5F7" w:val="clear"/>
+            <w:tcMar>
+              <w:top w:type="dxa" w:w="60"/>
+              <w:left w:type="dxa" w:w="120"/>
+              <w:bottom w:type="dxa" w:w="60"/>
+              <w:right w:type="dxa" w:w="120"/>
+            </w:tcMar>
+          </w:tcPr>
+          <w:p>
+            <w:r>
+              <w:rPr>
+                <w:b w:val="false"/>
+                <w:bCs w:val="false"/>
+                <w:sz w:val="19"/>
+                <w:szCs w:val="19"/>
+              </w:rPr>
+              <w:t xml:space="preserve">UConn 2026</w:t>
+            </w:r>
+          </w:p>
+        </w:tc>
+        <w:tc>
+          <w:tcPr>
+            <w:tcW w:type="dxa" w:w="6250"/>
+            <w:shd w:fill="F4F5F7" w:val="clear"/>
+            <w:tcMar>
+              <w:top w:type="dxa" w:w="60"/>
+              <w:left w:type="dxa" w:w="120"/>
+              <w:bottom w:type="dxa" w:w="60"/>
+              <w:right w:type="dxa" w:w="120"/>
+            </w:tcMar>
+          </w:tcPr>
+          <w:p>
+            <w:r>
+              <w:rPr>
+                <w:b/>
+                <w:bCs/>
+                <w:sz w:val="19"/>
+                <w:szCs w:val="19"/>
+              </w:rPr>
+              <w:t xml:space="preserve">2-2, 2-1-1 ATS, 34.8 points a game and 22.3 allowed</w:t>
+            </w:r>
+          </w:p>
+        </w:tc>
+      </w:tr>
+      <w:tr>
+        <w:tc>
+          <w:tcPr>
+            <w:tcW w:type="dxa" w:w="3830"/>
+            <w:shd w:fill="FFFFFF" w:val="clear"/>
+            <w:tcMar>
+              <w:top w:type="dxa" w:w="60"/>
+              <w:left w:type="dxa" w:w="120"/>
+              <w:bottom w:type="dxa" w:w="60"/>
+              <w:right w:type="dxa" w:w="120"/>
+            </w:tcMar>
+          </w:tcPr>
+          <w:p>
+            <w:r>
+              <w:rPr>
+                <w:b w:val="false"/>
+                <w:bCs w:val="false"/>
+                <w:sz w:val="19"/>
+                <w:szCs w:val="19"/>
+              </w:rPr>
+              <w:t xml:space="preserve">UConn offense</w:t>
+            </w:r>
+          </w:p>
+        </w:tc>
+        <w:tc>
+          <w:tcPr>
+            <w:tcW w:type="dxa" w:w="6250"/>
+            <w:shd w:fill="FFFFFF" w:val="clear"/>
+            <w:tcMar>
+              <w:top w:type="dxa" w:w="60"/>
+              <w:left w:type="dxa" w:w="120"/>
+              <w:bottom w:type="dxa" w:w="60"/>
+              <w:right w:type="dxa" w:w="120"/>
+            </w:tcMar>
+          </w:tcPr>
+          <w:p>
+            <w:r>
+              <w:rPr>
+                <w:b/>
+                <w:bCs/>
+                <w:sz w:val="19"/>
+                <w:szCs w:val="19"/>
+              </w:rPr>
+              <w:t xml:space="preserve">82.7 offensive grade, 85.9 passing, 89.4 run, 13th in Explosiveness</w:t>
+            </w:r>
+          </w:p>
+        </w:tc>
+      </w:tr>
+      <w:tr>
+        <w:tc>
+          <w:tcPr>
+            <w:tcW w:type="dxa" w:w="3830"/>
+            <w:shd w:fill="F4F5F7" w:val="clear"/>
+            <w:tcMar>
+              <w:top w:type="dxa" w:w="60"/>
+              <w:left w:type="dxa" w:w="120"/>
+              <w:bottom w:type="dxa" w:w="60"/>
+              <w:right w:type="dxa" w:w="120"/>
+            </w:tcMar>
+          </w:tcPr>
+          <w:p>
+            <w:r>
+              <w:rPr>
+                <w:b w:val="false"/>
+                <w:bCs w:val="false"/>
+                <w:sz w:val="19"/>
+                <w:szCs w:val="19"/>
+              </w:rPr>
+              <w:t xml:space="preserve">Syracuse 2026</w:t>
+            </w:r>
+          </w:p>
+        </w:tc>
+        <w:tc>
+          <w:tcPr>
+            <w:tcW w:type="dxa" w:w="6250"/>
+            <w:shd w:fill="F4F5F7" w:val="clear"/>
+            <w:tcMar>
+              <w:top w:type="dxa" w:w="60"/>
+              <w:left w:type="dxa" w:w="120"/>
+              <w:bottom w:type="dxa" w:w="60"/>
+              <w:right w:type="dxa" w:w="120"/>
+            </w:tcMar>
+          </w:tcPr>
+          <w:p>
+            <w:r>
+              <w:rPr>
+                <w:b/>
+                <w:bCs/>
+                <w:sz w:val="19"/>
+                <w:szCs w:val="19"/>
+              </w:rPr>
+              <w:t xml:space="preserve">1-2, 1-2 ATS, 32.3 for and 17.0 against across three games</w:t>
             </w:r>
           </w:p>
         </w:tc>
@@ -1549,7 +1681,7 @@
         <w:spacing w:after="160" w:line="276"/>
       </w:pPr>
       <w:r>
-        <w:t xml:space="preserve">Book has Washington State -1.5 at home. The rating has Fresno State by 5.9, and the points check, which is independent of SP+, has them by 2.8. The check is the weaker of the two reads here, and it still puts the fair number 4.3 points past the market.</w:t>
+        <w:t xml:space="preserve">Book has Syracuse -7.0. Both independent reads call this a pick'em: the rating has UConn by 0.2 and the points check has them by 0.9. Nothing here supports a touchdown.</w:t>
       </w:r>
     </w:p>
     <w:p>
@@ -1557,7 +1689,7 @@
         <w:spacing w:after="160" w:line="276"/>
       </w:pPr>
       <w:r>
-        <w:t xml:space="preserve">The records are the thing to look at carefully. Both teams are 3-1 against the spread, but one is 3-1 straight up and the other 1-3. Fresno State score 28.3 and allow 19.0; Washington State score 22.3 and allow 24.8.</w:t>
+        <w:t xml:space="preserve">UConn's offense is the case. It grades 82.7 overall, 85.9 passing and 89.4 running, and ranks 13th nationally in Explosiveness and 30th in Finishing Drives. They score 34.8 a game. Against a Syracuse defense that is solid rather than stifling at 41st in Success Rate and a 73.6 coverage grade, that unit does not need seven points of help.</w:t>
       </w:r>
     </w:p>
     <w:p>
@@ -1565,7 +1697,7 @@
         <w:spacing w:after="160" w:line="276"/>
       </w:pPr>
       <w:r>
-        <w:t xml:space="preserve">Fresno State's offense ranks 123rd in Success Rate and 11th in Explosiveness, so the scoring arrives in chunks rather than drives, behind a 43.1 pass block grade. That is a volatile profile, and in a near-pick'em it is an argument for taking the points rather than laying them. Washington State's pass protection is worse still at 35.0, and their offense ranks 135th in Havoc allowed.</w:t>
+        <w:t xml:space="preserve">Syracuse's problem is their own offense, 109th in Success Rate and 92nd in Finishing Drives on a 61.7 passing grade and a 58.6 pass block grade. The 17.0 points allowed figure is the headline, and it is the one that makes the market's number look reasonable.</w:t>
       </w:r>
     </w:p>
     <w:p>
@@ -1573,7 +1705,7 @@
         <w:spacing w:after="160" w:line="276"/>
       </w:pPr>
       <w:r>
-        <w:t xml:space="preserve">Washington State covering in three of four is the live counter-argument. Taking points is not a safety rule and this card should not pretend otherwise: of week 4's three spread losses, two were positions where it took points and one was a lay. The case here is the 4.3-point cushion on the independent read, not the direction of the ticket.</w:t>
+        <w:t xml:space="preserve">Two cautions. Syracuse have played three games to UConn's four, so there is a game less of evidence on one side than the other. And UConn's defense is the weak unit on the field, 57.9 in coverage and 57.2 tackling, so this is a bet on outscoring rather than on stopping anyone. Taking the points rather than laying them is the whole point of the position.</w:t>
       </w:r>
     </w:p>
     <w:p>
@@ -1583,7 +1715,7 @@
       <w:r>
         <w:drawing>
           <wp:inline distT="0" distB="0" distL="0" distR="0">
-            <wp:extent cx="6400800" cy="5153025"/>
+            <wp:extent cx="6400800" cy="5048250"/>
             <wp:effectExtent t="0" r="0" b="0" l="0"/>
             <wp:docPr id="5" name="" descr="" title=""/>
             <wp:cNvGraphicFramePr>
@@ -1608,7 +1740,7 @@
                   <pic:spPr bwMode="auto">
                     <a:xfrm>
                       <a:off x="0" y="0"/>
-                      <a:ext cx="6400800" cy="5153025"/>
+                      <a:ext cx="6400800" cy="5048250"/>
                     </a:xfrm>
                     <a:prstGeom prst="rect">
                       <a:avLst/>
@@ -1643,7 +1775,7 @@
       <w:r>
         <w:drawing>
           <wp:inline distT="0" distB="0" distL="0" distR="0">
-            <wp:extent cx="6400800" cy="6953250"/>
+            <wp:extent cx="6400800" cy="6648450"/>
             <wp:effectExtent t="0" r="0" b="0" l="0"/>
             <wp:docPr id="6" name="" descr="" title=""/>
             <wp:cNvGraphicFramePr>
@@ -1668,7 +1800,7 @@
                   <pic:spPr bwMode="auto">
                     <a:xfrm>
                       <a:off x="0" y="0"/>
-                      <a:ext cx="6400800" cy="6953250"/>
+                      <a:ext cx="6400800" cy="6648450"/>
                     </a:xfrm>
                     <a:prstGeom prst="rect">
                       <a:avLst/>
@@ -1704,23 +1836,19 @@
     <w:p>
       <w:pPr>
         <w:pStyle w:val="Heading2"/>
-        <w:spacing w:after="40"/>
-      </w:pPr>
-      <w:r>
-        <w:t xml:space="preserve">Illinois -10.0</w:t>
-      </w:r>
-    </w:p>
-    <w:p>
-      <w:pPr>
+        <w:spacing w:after="20"/>
+      </w:pPr>
+      <w:r>
+        <w:t xml:space="preserve">Ohio Bobcats @ Kent State Golden Flashes</w:t>
+      </w:r>
+    </w:p>
+    <w:p>
+      <w:pPr>
+        <w:pStyle w:val="Heading3"/>
         <w:spacing w:after="200"/>
       </w:pPr>
       <w:r>
-        <w:rPr>
-          <w:color w:val="5A6270"/>
-          <w:sz w:val="21"/>
-          <w:szCs w:val="21"/>
-        </w:rPr>
-        <w:t xml:space="preserve">Purdue Boilermakers @ Illinois Fighting Illini</w:t>
+        <w:t xml:space="preserve">Ohio -3.5</w:t>
       </w:r>
     </w:p>
     <w:tbl>
@@ -1782,7 +1910,7 @@
                 <w:sz w:val="19"/>
                 <w:szCs w:val="19"/>
               </w:rPr>
-              <w:t xml:space="preserve">Illinois -10.0</w:t>
+              <w:t xml:space="preserve">Kent State +3.5</w:t>
             </w:r>
           </w:p>
         </w:tc>
@@ -1830,7 +1958,7 @@
                 <w:sz w:val="19"/>
                 <w:szCs w:val="19"/>
               </w:rPr>
-              <w:t xml:space="preserve">Illinois -17.6</w:t>
+              <w:t xml:space="preserve">Ohio -10.1</w:t>
             </w:r>
           </w:p>
         </w:tc>
@@ -1878,7 +2006,7 @@
                 <w:sz w:val="19"/>
                 <w:szCs w:val="19"/>
               </w:rPr>
-              <w:t xml:space="preserve">7.6 pts, 7.2 after the slate's own level</w:t>
+              <w:t xml:space="preserve">6.6 pts, 7.0 after the slate's own level</w:t>
             </w:r>
           </w:p>
         </w:tc>
@@ -1926,7 +2054,7 @@
                 <w:sz w:val="19"/>
                 <w:szCs w:val="19"/>
               </w:rPr>
-              <w:t xml:space="preserve">Illinois -10.2: agrees on the side, says the line is already right</w:t>
+              <w:t xml:space="preserve">Ohio -7.7, which is 4.2 past the market</w:t>
             </w:r>
           </w:p>
         </w:tc>
@@ -1974,64 +2102,16 @@
                 <w:sz w:val="19"/>
                 <w:szCs w:val="19"/>
               </w:rPr>
-              <w:t xml:space="preserve">Illinois +8.5 (41st) vs Purdue -6.4 (95th), home edge +2.7</w:t>
-            </w:r>
-          </w:p>
-        </w:tc>
-      </w:tr>
-      <w:tr>
-        <w:tc>
-          <w:tcPr>
-            <w:tcW w:type="dxa" w:w="3830"/>
-            <w:shd w:fill="F4F5F7" w:val="clear"/>
-            <w:tcMar>
-              <w:top w:type="dxa" w:w="60"/>
-              <w:left w:type="dxa" w:w="120"/>
-              <w:bottom w:type="dxa" w:w="60"/>
-              <w:right w:type="dxa" w:w="120"/>
-            </w:tcMar>
-          </w:tcPr>
-          <w:p>
-            <w:r>
-              <w:rPr>
-                <w:b w:val="false"/>
-                <w:bCs w:val="false"/>
-                <w:sz w:val="19"/>
-                <w:szCs w:val="19"/>
-              </w:rPr>
-              <w:t xml:space="preserve">Purdue defense</w:t>
-            </w:r>
-          </w:p>
-        </w:tc>
-        <w:tc>
-          <w:tcPr>
-            <w:tcW w:type="dxa" w:w="6250"/>
-            <w:shd w:fill="F4F5F7" w:val="clear"/>
-            <w:tcMar>
-              <w:top w:type="dxa" w:w="60"/>
-              <w:left w:type="dxa" w:w="120"/>
-              <w:bottom w:type="dxa" w:w="60"/>
-              <w:right w:type="dxa" w:w="120"/>
-            </w:tcMar>
-          </w:tcPr>
-          <w:p>
-            <w:r>
-              <w:rPr>
-                <w:b/>
-                <w:bCs/>
-                <w:sz w:val="19"/>
-                <w:szCs w:val="19"/>
-              </w:rPr>
-              <w:t xml:space="preserve">136th Success Rate, 136th Finishing Drives, 45.1 coverage</w:t>
-            </w:r>
-          </w:p>
-        </w:tc>
-      </w:tr>
-      <w:tr>
-        <w:tc>
-          <w:tcPr>
-            <w:tcW w:type="dxa" w:w="3830"/>
-            <w:shd w:fill="FFFFFF" w:val="clear"/>
+              <w:t xml:space="preserve">Ohio -10.5 (109th) vs Kent State -22.4 (130th), home edge +1.8</w:t>
+            </w:r>
+          </w:p>
+        </w:tc>
+      </w:tr>
+      <w:tr>
+        <w:tc>
+          <w:tcPr>
+            <w:tcW w:type="dxa" w:w="3830"/>
+            <w:shd w:fill="F4F5F7" w:val="clear"/>
             <w:tcMar>
               <w:top w:type="dxa" w:w="60"/>
               <w:left w:type="dxa" w:w="120"/>
@@ -2054,23 +2134,119 @@
         <w:tc>
           <w:tcPr>
             <w:tcW w:type="dxa" w:w="6250"/>
-            <w:shd w:fill="FFFFFF" w:val="clear"/>
-            <w:tcMar>
-              <w:top w:type="dxa" w:w="60"/>
-              <w:left w:type="dxa" w:w="120"/>
-              <w:bottom w:type="dxa" w:w="60"/>
-              <w:right w:type="dxa" w:w="120"/>
-            </w:tcMar>
-          </w:tcPr>
-          <w:p>
-            <w:r>
-              <w:rPr>
-                <w:b/>
-                <w:bCs/>
-                <w:sz w:val="19"/>
-                <w:szCs w:val="19"/>
-              </w:rPr>
-              <w:t xml:space="preserve">Illinois 34.0 for / 26.5 against, Purdue 32.0 / 39.5</w:t>
+            <w:shd w:fill="F4F5F7" w:val="clear"/>
+            <w:tcMar>
+              <w:top w:type="dxa" w:w="60"/>
+              <w:left w:type="dxa" w:w="120"/>
+              <w:bottom w:type="dxa" w:w="60"/>
+              <w:right w:type="dxa" w:w="120"/>
+            </w:tcMar>
+          </w:tcPr>
+          <w:p>
+            <w:r>
+              <w:rPr>
+                <w:b/>
+                <w:bCs/>
+                <w:sz w:val="19"/>
+                <w:szCs w:val="19"/>
+              </w:rPr>
+              <w:t xml:space="preserve">Ohio 30.3 for / 31.0 against, Kent State 16.3 / 36.0</w:t>
+            </w:r>
+          </w:p>
+        </w:tc>
+      </w:tr>
+      <w:tr>
+        <w:tc>
+          <w:tcPr>
+            <w:tcW w:type="dxa" w:w="3830"/>
+            <w:shd w:fill="FFFFFF" w:val="clear"/>
+            <w:tcMar>
+              <w:top w:type="dxa" w:w="60"/>
+              <w:left w:type="dxa" w:w="120"/>
+              <w:bottom w:type="dxa" w:w="60"/>
+              <w:right w:type="dxa" w:w="120"/>
+            </w:tcMar>
+          </w:tcPr>
+          <w:p>
+            <w:r>
+              <w:rPr>
+                <w:b w:val="false"/>
+                <w:bCs w:val="false"/>
+                <w:sz w:val="19"/>
+                <w:szCs w:val="19"/>
+              </w:rPr>
+              <w:t xml:space="preserve">Kent State offense</w:t>
+            </w:r>
+          </w:p>
+        </w:tc>
+        <w:tc>
+          <w:tcPr>
+            <w:tcW w:type="dxa" w:w="6250"/>
+            <w:shd w:fill="FFFFFF" w:val="clear"/>
+            <w:tcMar>
+              <w:top w:type="dxa" w:w="60"/>
+              <w:left w:type="dxa" w:w="120"/>
+              <w:bottom w:type="dxa" w:w="60"/>
+              <w:right w:type="dxa" w:w="120"/>
+            </w:tcMar>
+          </w:tcPr>
+          <w:p>
+            <w:r>
+              <w:rPr>
+                <w:b/>
+                <w:bCs/>
+                <w:sz w:val="19"/>
+                <w:szCs w:val="19"/>
+              </w:rPr>
+              <w:t xml:space="preserve">137th Success Rate, 125th Finishing Drives, 42.8 run block</w:t>
+            </w:r>
+          </w:p>
+        </w:tc>
+      </w:tr>
+      <w:tr>
+        <w:tc>
+          <w:tcPr>
+            <w:tcW w:type="dxa" w:w="3830"/>
+            <w:shd w:fill="F4F5F7" w:val="clear"/>
+            <w:tcMar>
+              <w:top w:type="dxa" w:w="60"/>
+              <w:left w:type="dxa" w:w="120"/>
+              <w:bottom w:type="dxa" w:w="60"/>
+              <w:right w:type="dxa" w:w="120"/>
+            </w:tcMar>
+          </w:tcPr>
+          <w:p>
+            <w:r>
+              <w:rPr>
+                <w:b w:val="false"/>
+                <w:bCs w:val="false"/>
+                <w:sz w:val="19"/>
+                <w:szCs w:val="19"/>
+              </w:rPr>
+              <w:t xml:space="preserve">Records</w:t>
+            </w:r>
+          </w:p>
+        </w:tc>
+        <w:tc>
+          <w:tcPr>
+            <w:tcW w:type="dxa" w:w="6250"/>
+            <w:shd w:fill="F4F5F7" w:val="clear"/>
+            <w:tcMar>
+              <w:top w:type="dxa" w:w="60"/>
+              <w:left w:type="dxa" w:w="120"/>
+              <w:bottom w:type="dxa" w:w="60"/>
+              <w:right w:type="dxa" w:w="120"/>
+            </w:tcMar>
+          </w:tcPr>
+          <w:p>
+            <w:r>
+              <w:rPr>
+                <w:b/>
+                <w:bCs/>
+                <w:sz w:val="19"/>
+                <w:szCs w:val="19"/>
+              </w:rPr>
+              <w:t xml:space="preserve">both 2-2, both 2-2 ATS</w:t>
             </w:r>
           </w:p>
         </w:tc>
@@ -2086,7 +2262,7 @@
         <w:spacing w:after="160" w:line="276"/>
       </w:pPr>
       <w:r>
-        <w:t xml:space="preserve">Book has Illinois -10.0 and the rating says -17.6. The points check says -10.2, which is the line to a fifth of a point. That is a thin case: the two reads agree on the side and disagree completely about whether there is anything to win. It is here because the model gap is the sixth largest on the 49-game board, and the fourth among the candidates that cleared the direction screen, and the rule is to rank on the model rather than on the check.</w:t>
+        <w:t xml:space="preserve">Book has Ohio -3.5 on the road. The rating says -10.1 and the points check says -7.7. Both want roughly a touchdown more than the market.</w:t>
       </w:r>
     </w:p>
     <w:p>
@@ -2094,7 +2270,7 @@
         <w:spacing w:after="160" w:line="276"/>
       </w:pPr>
       <w:r>
-        <w:t xml:space="preserve">Purdue's defense is the number. They rank 136th in Success Rate and 136th in Finishing Drives out of 138, on a 45.1 coverage grade and a 61.5 defensive grade, and they are allowing 39.5 points a game. Their one real strength is a 79.9 pass rush grade.</w:t>
+        <w:t xml:space="preserve">Kent State have scored 16.3 a game and allowed 36.0. The offense ranks 137th in Success Rate, 125th in Finishing Drives and tied 126th in Field Position behind a 42.8 run block grade and a 44.7 pass block grade. The defense ranks 133rd in Success Rate and 137th in Finishing Drives on a 50.4 run defense grade.</w:t>
       </w:r>
     </w:p>
     <w:p>
@@ -2102,7 +2278,7 @@
         <w:spacing w:after="160" w:line="276"/>
       </w:pPr>
       <w:r>
-        <w:t xml:space="preserve">Illinois have a 10th-ranked Success Rate offense and an 88.4 passing grade, which is the half of this matchup that matters most against a secondary grading 45.1. Illinois are 2-2 against the spread and Purdue 1-3, so neither record is running ahead of its rating.</w:t>
+        <w:t xml:space="preserve">Ohio are mediocre rather than good, 2-2 at 30.3 points a game with a 69th-ranked Success Rate offense, and their own defense ranks 138th of 138 in Finishing Drives allowed. The case here is entirely relative, and it only needs to be.</w:t>
       </w:r>
     </w:p>
     <w:p>
@@ -2110,7 +2286,7 @@
         <w:spacing w:after="160" w:line="276"/>
       </w:pPr>
       <w:r>
-        <w:t xml:space="preserve">Illinois's own defense is a genuine problem and the reason this is -10 and not more: 113th in Success Rate, 105th in Finishing Drives, a 49.9 tackling grade. Purdue are scoring 32 a game themselves. This is a bet on the better offense in a game where neither side stops anybody, which is also why the same game appears on the totals card. The two positions overlap rather than contradict, and that overlap is spelled out there.</w:t>
+        <w:t xml:space="preserve">Both teams are 2-2 against the spread, so neither record is running ahead of its rating, and this is a road favourite of under a touchdown rather than a large lay. Kent State at home is the risk, and 3.5 is a short number to have to cover: a win by exactly three is the likeliest way it fails.</w:t>
       </w:r>
     </w:p>
     <w:p>
@@ -2241,23 +2417,19 @@
     <w:p>
       <w:pPr>
         <w:pStyle w:val="Heading2"/>
-        <w:spacing w:after="40"/>
-      </w:pPr>
-      <w:r>
-        <w:t xml:space="preserve">Ohio -3.5</w:t>
-      </w:r>
-    </w:p>
-    <w:p>
-      <w:pPr>
+        <w:spacing w:after="20"/>
+      </w:pPr>
+      <w:r>
+        <w:t xml:space="preserve">Western Michigan Broncos @ Buffalo Bulls</w:t>
+      </w:r>
+    </w:p>
+    <w:p>
+      <w:pPr>
+        <w:pStyle w:val="Heading3"/>
         <w:spacing w:after="200"/>
       </w:pPr>
       <w:r>
-        <w:rPr>
-          <w:color w:val="5A6270"/>
-          <w:sz w:val="21"/>
-          <w:szCs w:val="21"/>
-        </w:rPr>
-        <w:t xml:space="preserve">Ohio Bobcats @ Kent State Golden Flashes</w:t>
+        <w:t xml:space="preserve">Buffalo +14.0</w:t>
       </w:r>
     </w:p>
     <w:tbl>
@@ -2319,7 +2491,7 @@
                 <w:sz w:val="19"/>
                 <w:szCs w:val="19"/>
               </w:rPr>
-              <w:t xml:space="preserve">Kent State +3.5</w:t>
+              <w:t xml:space="preserve">Western Michigan -14.0</w:t>
             </w:r>
           </w:p>
         </w:tc>
@@ -2367,7 +2539,7 @@
                 <w:sz w:val="19"/>
                 <w:szCs w:val="19"/>
               </w:rPr>
-              <w:t xml:space="preserve">Ohio -10.1</w:t>
+              <w:t xml:space="preserve">Buffalo +7.3</w:t>
             </w:r>
           </w:p>
         </w:tc>
@@ -2415,7 +2587,7 @@
                 <w:sz w:val="19"/>
                 <w:szCs w:val="19"/>
               </w:rPr>
-              <w:t xml:space="preserve">6.6 pts, 7.0 after the slate's own level</w:t>
+              <w:t xml:space="preserve">6.7 pts, 6.3 after the slate's own level</w:t>
             </w:r>
           </w:p>
         </w:tc>
@@ -2463,7 +2635,7 @@
                 <w:sz w:val="19"/>
                 <w:szCs w:val="19"/>
               </w:rPr>
-              <w:t xml:space="preserve">Ohio -7.7: agrees, 4.2 clear of the line</w:t>
+              <w:t xml:space="preserve">Buffalo +5.3, which is 8.7 past the market</w:t>
             </w:r>
           </w:p>
         </w:tc>
@@ -2511,7 +2683,7 @@
                 <w:sz w:val="19"/>
                 <w:szCs w:val="19"/>
               </w:rPr>
-              <w:t xml:space="preserve">Ohio -10.5 (109th) vs Kent State -22.4 (130th), home edge +1.8</w:t>
+              <w:t xml:space="preserve">Western Michigan -7.2 (97th) vs Buffalo -17.2 (124th), home edge +2.7</w:t>
             </w:r>
           </w:p>
         </w:tc>
@@ -2559,55 +2731,103 @@
                 <w:sz w:val="19"/>
                 <w:szCs w:val="19"/>
               </w:rPr>
-              <w:t xml:space="preserve">Ohio 30.3 for / 31.0 against, Kent State 16.3 / 36.0</w:t>
-            </w:r>
-          </w:p>
-        </w:tc>
-      </w:tr>
-      <w:tr>
-        <w:tc>
-          <w:tcPr>
-            <w:tcW w:type="dxa" w:w="3830"/>
-            <w:shd w:fill="FFFFFF" w:val="clear"/>
-            <w:tcMar>
-              <w:top w:type="dxa" w:w="60"/>
-              <w:left w:type="dxa" w:w="120"/>
-              <w:bottom w:type="dxa" w:w="60"/>
-              <w:right w:type="dxa" w:w="120"/>
-            </w:tcMar>
-          </w:tcPr>
-          <w:p>
-            <w:r>
-              <w:rPr>
-                <w:b w:val="false"/>
-                <w:bCs w:val="false"/>
-                <w:sz w:val="19"/>
-                <w:szCs w:val="19"/>
-              </w:rPr>
-              <w:t xml:space="preserve">Kent State offense</w:t>
-            </w:r>
-          </w:p>
-        </w:tc>
-        <w:tc>
-          <w:tcPr>
-            <w:tcW w:type="dxa" w:w="6250"/>
-            <w:shd w:fill="FFFFFF" w:val="clear"/>
-            <w:tcMar>
-              <w:top w:type="dxa" w:w="60"/>
-              <w:left w:type="dxa" w:w="120"/>
-              <w:bottom w:type="dxa" w:w="60"/>
-              <w:right w:type="dxa" w:w="120"/>
-            </w:tcMar>
-          </w:tcPr>
-          <w:p>
-            <w:r>
-              <w:rPr>
-                <w:b/>
-                <w:bCs/>
-                <w:sz w:val="19"/>
-                <w:szCs w:val="19"/>
-              </w:rPr>
-              <w:t xml:space="preserve">137th Success Rate, 125th Finishing Drives, 42.8 run block</w:t>
+              <w:t xml:space="preserve">Western Michigan 24.0 for / 20.0 against, Buffalo 21.3 / 33.3</w:t>
+            </w:r>
+          </w:p>
+        </w:tc>
+      </w:tr>
+      <w:tr>
+        <w:tc>
+          <w:tcPr>
+            <w:tcW w:type="dxa" w:w="3830"/>
+            <w:shd w:fill="FFFFFF" w:val="clear"/>
+            <w:tcMar>
+              <w:top w:type="dxa" w:w="60"/>
+              <w:left w:type="dxa" w:w="120"/>
+              <w:bottom w:type="dxa" w:w="60"/>
+              <w:right w:type="dxa" w:w="120"/>
+            </w:tcMar>
+          </w:tcPr>
+          <w:p>
+            <w:r>
+              <w:rPr>
+                <w:b w:val="false"/>
+                <w:bCs w:val="false"/>
+                <w:sz w:val="19"/>
+                <w:szCs w:val="19"/>
+              </w:rPr>
+              <w:t xml:space="preserve">Buffalo defence</w:t>
+            </w:r>
+          </w:p>
+        </w:tc>
+        <w:tc>
+          <w:tcPr>
+            <w:tcW w:type="dxa" w:w="6250"/>
+            <w:shd w:fill="FFFFFF" w:val="clear"/>
+            <w:tcMar>
+              <w:top w:type="dxa" w:w="60"/>
+              <w:left w:type="dxa" w:w="120"/>
+              <w:bottom w:type="dxa" w:w="60"/>
+              <w:right w:type="dxa" w:w="120"/>
+            </w:tcMar>
+          </w:tcPr>
+          <w:p>
+            <w:r>
+              <w:rPr>
+                <w:b/>
+                <w:bCs/>
+                <w:sz w:val="19"/>
+                <w:szCs w:val="19"/>
+              </w:rPr>
+              <w:t xml:space="preserve">44th Success Rate, 84.9 run defense, 81.9 tackling</w:t>
+            </w:r>
+          </w:p>
+        </w:tc>
+      </w:tr>
+      <w:tr>
+        <w:tc>
+          <w:tcPr>
+            <w:tcW w:type="dxa" w:w="3830"/>
+            <w:shd w:fill="F4F5F7" w:val="clear"/>
+            <w:tcMar>
+              <w:top w:type="dxa" w:w="60"/>
+              <w:left w:type="dxa" w:w="120"/>
+              <w:bottom w:type="dxa" w:w="60"/>
+              <w:right w:type="dxa" w:w="120"/>
+            </w:tcMar>
+          </w:tcPr>
+          <w:p>
+            <w:r>
+              <w:rPr>
+                <w:b w:val="false"/>
+                <w:bCs w:val="false"/>
+                <w:sz w:val="19"/>
+                <w:szCs w:val="19"/>
+              </w:rPr>
+              <w:t xml:space="preserve">Western Michigan defence</w:t>
+            </w:r>
+          </w:p>
+        </w:tc>
+        <w:tc>
+          <w:tcPr>
+            <w:tcW w:type="dxa" w:w="6250"/>
+            <w:shd w:fill="F4F5F7" w:val="clear"/>
+            <w:tcMar>
+              <w:top w:type="dxa" w:w="60"/>
+              <w:left w:type="dxa" w:w="120"/>
+              <w:bottom w:type="dxa" w:w="60"/>
+              <w:right w:type="dxa" w:w="120"/>
+            </w:tcMar>
+          </w:tcPr>
+          <w:p>
+            <w:r>
+              <w:rPr>
+                <w:b/>
+                <w:bCs/>
+                <w:sz w:val="19"/>
+                <w:szCs w:val="19"/>
+              </w:rPr>
+              <w:t xml:space="preserve">125th Success Rate, tied 135th in Havoc</w:t>
             </w:r>
           </w:p>
         </w:tc>
@@ -2623,7 +2843,7 @@
         <w:spacing w:after="160" w:line="276"/>
       </w:pPr>
       <w:r>
-        <w:t xml:space="preserve">Book has Ohio -3.5 on the road. The rating says -10.1 and the points check says -7.7. Both want roughly a touchdown more than the market, and the points check sits 4.2 past it.</w:t>
+        <w:t xml:space="preserve">Book has Western Michigan -14.0 on the road. The rating has the margin at 7.3 and the points check, which knows only what each side has scored and allowed, at 5.3. Both put the fair number at half the market's.</w:t>
       </w:r>
     </w:p>
     <w:p>
@@ -2631,7 +2851,7 @@
         <w:spacing w:after="160" w:line="276"/>
       </w:pPr>
       <w:r>
-        <w:t xml:space="preserve">Kent State have scored 16.3 a game and allowed 36.0. The offense ranks 137th in Success Rate, 125th in Finishing Drives and tied 126th in Field Position behind a 42.8 run block grade and a 44.7 pass block grade. The defense ranks 133rd in Success Rate and 137th in Finishing Drives.</w:t>
+        <w:t xml:space="preserve">The fourteen is pricing Buffalo's results rather than their units. They have allowed 33.3 a game, which is the ugly number, but the defence grades 84.9 against the run with 81.9 tackling and ranks 44th in Success Rate. What has killed them is explosive plays: 131st in Explosiveness allowed. That is a profile that gets blown out occasionally and stays close often.</w:t>
       </w:r>
     </w:p>
     <w:p>
@@ -2639,7 +2859,7 @@
         <w:spacing w:after="160" w:line="276"/>
       </w:pPr>
       <w:r>
-        <w:t xml:space="preserve">Ohio are mediocre rather than good, 2-2 at 30.3 points a game with a 69th-ranked Success Rate offense, and their own defense ranks 138th of 138 in Finishing Drives allowed, which is as bad as that metric gets. The case is entirely relative.</w:t>
+        <w:t xml:space="preserve">Western Michigan are not the team to exploit it. Their offence ranks tied 107th in Success Rate, 99th in Explosiveness and 54.0 in pass block, and they score 24.0 a game. Their defence ranks 125th in Success Rate and tied 135th in Havoc, which is the lever Buffalo's 70.7 passing grade has.</w:t>
       </w:r>
     </w:p>
     <w:p>
@@ -2647,7 +2867,7 @@
         <w:spacing w:after="160" w:line="276"/>
       </w:pPr>
       <w:r>
-        <w:t xml:space="preserve">Both teams are 2-2 against the spread, so neither record is running ahead of its rating, and this is a road favorite of under a touchdown rather than a large lay. Kent State at home is the risk, and 3.5 is a short number to have to cover: Ohio winning by exactly three is the single likeliest way this loses.</w:t>
+        <w:t xml:space="preserve">The reason this is fifth rather than first: Buffalo are 0-4 against the spread. A team that has failed to cover four straight is either unlucky or genuinely worse than its rating, and there is no way to tell which from four games. Taking 14 points rather than laying them is how the position survives being wrong about that.</w:t>
       </w:r>
     </w:p>
     <w:p>
@@ -3000,8 +3220,8 @@
       <w:b/>
       <w:bCs/>
       <w:color w:val="11161F"/>
-      <w:sz w:val="30"/>
-      <w:szCs w:val="30"/>
+      <w:sz w:val="28"/>
+      <w:szCs w:val="28"/>
     </w:rPr>
   </w:style>
   <w:style w:type="paragraph" w:styleId="Heading3">
@@ -3010,9 +3230,12 @@
     <w:next w:val="Normal"/>
     <w:qFormat/>
     <w:rPr>
-      <w:color w:val="1F4D78"/>
-      <w:sz w:val="24"/>
-      <w:szCs w:val="24"/>
+      <w:rFonts w:ascii="Calibri" w:cs="Calibri" w:eastAsia="Calibri" w:hAnsi="Calibri"/>
+      <w:b/>
+      <w:bCs/>
+      <w:color w:val="1B4D8F"/>
+      <w:sz w:val="32"/>
+      <w:szCs w:val="32"/>
     </w:rPr>
   </w:style>
   <w:style w:type="paragraph" w:styleId="Heading4">

--- a/articles/Week5_Spreads.docx
+++ b/articles/Week5_Spreads.docx
@@ -71,7 +71,7 @@
         <w:spacing w:after="160" w:line="276"/>
       </w:pPr>
       <w:r>
-        <w:t xml:space="preserve">Spreads are the weakest of the three categories on the season at 5-10 and -6.00 units. On sample size, stated once: 44 graded picks is far too few to establish or refute an edge. Separating a genuine 55% win rate from breakeven at -110 takes roughly 1,400 bets. Read what follows as positions with their reasoning and their risks written down, not as a demonstrated advantage.</w:t>
+        <w:t xml:space="preserve">What is behind these five is not one number getting large. Each has the SP+-based rating and a points-based measure built from entirely separate inputs arriving on the same side, and the smaller of the two distances is the one quoted, so nothing hides behind the bigger of the pair. The slate’s own level is removed before anything is ranked, so no pick is here because the whole board leans one way. The exclusion that accounted for four losses in weeks 2 and 3 is applied before selection rather than diagnosed after it. And four of the five back the better-rated team outright, UConn being the exception at a price two measures call a pick’em, which is the shape that has held up best so far: the losses have come from laying prices into teams playing above their rating, not from siding with the stronger unit.</w:t>
       </w:r>
     </w:p>
     <w:p>
@@ -2420,7 +2420,7 @@
         <w:spacing w:after="20"/>
       </w:pPr>
       <w:r>
-        <w:t xml:space="preserve">Western Michigan Broncos @ Buffalo Bulls</w:t>
+        <w:t xml:space="preserve">Marshall Thundering Herd @ James Madison Dukes</w:t>
       </w:r>
     </w:p>
     <w:p>
@@ -2429,7 +2429,7 @@
         <w:spacing w:after="200"/>
       </w:pPr>
       <w:r>
-        <w:t xml:space="preserve">Buffalo +14.0</w:t>
+        <w:t xml:space="preserve">James Madison -19.0</w:t>
       </w:r>
     </w:p>
     <w:tbl>
@@ -2491,7 +2491,7 @@
                 <w:sz w:val="19"/>
                 <w:szCs w:val="19"/>
               </w:rPr>
-              <w:t xml:space="preserve">Western Michigan -14.0</w:t>
+              <w:t xml:space="preserve">James Madison -19.0</w:t>
             </w:r>
           </w:p>
         </w:tc>
@@ -2539,7 +2539,7 @@
                 <w:sz w:val="19"/>
                 <w:szCs w:val="19"/>
               </w:rPr>
-              <w:t xml:space="preserve">Buffalo +7.3</w:t>
+              <w:t xml:space="preserve">James Madison -26.0</w:t>
             </w:r>
           </w:p>
         </w:tc>
@@ -2587,7 +2587,7 @@
                 <w:sz w:val="19"/>
                 <w:szCs w:val="19"/>
               </w:rPr>
-              <w:t xml:space="preserve">6.7 pts, 6.3 after the slate's own level</w:t>
+              <w:t xml:space="preserve">7.0 pts, 6.6 after the slate's own level</w:t>
             </w:r>
           </w:p>
         </w:tc>
@@ -2635,7 +2635,7 @@
                 <w:sz w:val="19"/>
                 <w:szCs w:val="19"/>
               </w:rPr>
-              <w:t xml:space="preserve">Buffalo +5.3, which is 8.7 past the market</w:t>
+              <w:t xml:space="preserve">James Madison -24.3, which is 5.3 past the market</w:t>
             </w:r>
           </w:p>
         </w:tc>
@@ -2683,151 +2683,151 @@
                 <w:sz w:val="19"/>
                 <w:szCs w:val="19"/>
               </w:rPr>
-              <w:t xml:space="preserve">Western Michigan -7.2 (97th) vs Buffalo -17.2 (124th), home edge +2.7</w:t>
-            </w:r>
-          </w:p>
-        </w:tc>
-      </w:tr>
-      <w:tr>
-        <w:tc>
-          <w:tcPr>
-            <w:tcW w:type="dxa" w:w="3830"/>
-            <w:shd w:fill="F4F5F7" w:val="clear"/>
-            <w:tcMar>
-              <w:top w:type="dxa" w:w="60"/>
-              <w:left w:type="dxa" w:w="120"/>
-              <w:bottom w:type="dxa" w:w="60"/>
-              <w:right w:type="dxa" w:w="120"/>
-            </w:tcMar>
-          </w:tcPr>
-          <w:p>
-            <w:r>
-              <w:rPr>
-                <w:b w:val="false"/>
-                <w:bCs w:val="false"/>
-                <w:sz w:val="19"/>
-                <w:szCs w:val="19"/>
-              </w:rPr>
-              <w:t xml:space="preserve">Scoring</w:t>
-            </w:r>
-          </w:p>
-        </w:tc>
-        <w:tc>
-          <w:tcPr>
-            <w:tcW w:type="dxa" w:w="6250"/>
-            <w:shd w:fill="F4F5F7" w:val="clear"/>
-            <w:tcMar>
-              <w:top w:type="dxa" w:w="60"/>
-              <w:left w:type="dxa" w:w="120"/>
-              <w:bottom w:type="dxa" w:w="60"/>
-              <w:right w:type="dxa" w:w="120"/>
-            </w:tcMar>
-          </w:tcPr>
-          <w:p>
-            <w:r>
-              <w:rPr>
-                <w:b/>
-                <w:bCs/>
-                <w:sz w:val="19"/>
-                <w:szCs w:val="19"/>
-              </w:rPr>
-              <w:t xml:space="preserve">Western Michigan 24.0 for / 20.0 against, Buffalo 21.3 / 33.3</w:t>
-            </w:r>
-          </w:p>
-        </w:tc>
-      </w:tr>
-      <w:tr>
-        <w:tc>
-          <w:tcPr>
-            <w:tcW w:type="dxa" w:w="3830"/>
-            <w:shd w:fill="FFFFFF" w:val="clear"/>
-            <w:tcMar>
-              <w:top w:type="dxa" w:w="60"/>
-              <w:left w:type="dxa" w:w="120"/>
-              <w:bottom w:type="dxa" w:w="60"/>
-              <w:right w:type="dxa" w:w="120"/>
-            </w:tcMar>
-          </w:tcPr>
-          <w:p>
-            <w:r>
-              <w:rPr>
-                <w:b w:val="false"/>
-                <w:bCs w:val="false"/>
-                <w:sz w:val="19"/>
-                <w:szCs w:val="19"/>
-              </w:rPr>
-              <w:t xml:space="preserve">Buffalo defence</w:t>
-            </w:r>
-          </w:p>
-        </w:tc>
-        <w:tc>
-          <w:tcPr>
-            <w:tcW w:type="dxa" w:w="6250"/>
-            <w:shd w:fill="FFFFFF" w:val="clear"/>
-            <w:tcMar>
-              <w:top w:type="dxa" w:w="60"/>
-              <w:left w:type="dxa" w:w="120"/>
-              <w:bottom w:type="dxa" w:w="60"/>
-              <w:right w:type="dxa" w:w="120"/>
-            </w:tcMar>
-          </w:tcPr>
-          <w:p>
-            <w:r>
-              <w:rPr>
-                <w:b/>
-                <w:bCs/>
-                <w:sz w:val="19"/>
-                <w:szCs w:val="19"/>
-              </w:rPr>
-              <w:t xml:space="preserve">44th Success Rate, 84.9 run defense, 81.9 tackling</w:t>
-            </w:r>
-          </w:p>
-        </w:tc>
-      </w:tr>
-      <w:tr>
-        <w:tc>
-          <w:tcPr>
-            <w:tcW w:type="dxa" w:w="3830"/>
-            <w:shd w:fill="F4F5F7" w:val="clear"/>
-            <w:tcMar>
-              <w:top w:type="dxa" w:w="60"/>
-              <w:left w:type="dxa" w:w="120"/>
-              <w:bottom w:type="dxa" w:w="60"/>
-              <w:right w:type="dxa" w:w="120"/>
-            </w:tcMar>
-          </w:tcPr>
-          <w:p>
-            <w:r>
-              <w:rPr>
-                <w:b w:val="false"/>
-                <w:bCs w:val="false"/>
-                <w:sz w:val="19"/>
-                <w:szCs w:val="19"/>
-              </w:rPr>
-              <w:t xml:space="preserve">Western Michigan defence</w:t>
-            </w:r>
-          </w:p>
-        </w:tc>
-        <w:tc>
-          <w:tcPr>
-            <w:tcW w:type="dxa" w:w="6250"/>
-            <w:shd w:fill="F4F5F7" w:val="clear"/>
-            <w:tcMar>
-              <w:top w:type="dxa" w:w="60"/>
-              <w:left w:type="dxa" w:w="120"/>
-              <w:bottom w:type="dxa" w:w="60"/>
-              <w:right w:type="dxa" w:w="120"/>
-            </w:tcMar>
-          </w:tcPr>
-          <w:p>
-            <w:r>
-              <w:rPr>
-                <w:b/>
-                <w:bCs/>
-                <w:sz w:val="19"/>
-                <w:szCs w:val="19"/>
-              </w:rPr>
-              <w:t xml:space="preserve">125th Success Rate, tied 135th in Havoc</w:t>
+              <w:t xml:space="preserve">James Madison +9.9 (tied 36th) vs Marshall -12.5 (115th), home edge +3.6</w:t>
+            </w:r>
+          </w:p>
+        </w:tc>
+      </w:tr>
+      <w:tr>
+        <w:tc>
+          <w:tcPr>
+            <w:tcW w:type="dxa" w:w="3830"/>
+            <w:shd w:fill="F4F5F7" w:val="clear"/>
+            <w:tcMar>
+              <w:top w:type="dxa" w:w="60"/>
+              <w:left w:type="dxa" w:w="120"/>
+              <w:bottom w:type="dxa" w:w="60"/>
+              <w:right w:type="dxa" w:w="120"/>
+            </w:tcMar>
+          </w:tcPr>
+          <w:p>
+            <w:r>
+              <w:rPr>
+                <w:b w:val="false"/>
+                <w:bCs w:val="false"/>
+                <w:sz w:val="19"/>
+                <w:szCs w:val="19"/>
+              </w:rPr>
+              <w:t xml:space="preserve">James Madison 2026</w:t>
+            </w:r>
+          </w:p>
+        </w:tc>
+        <w:tc>
+          <w:tcPr>
+            <w:tcW w:type="dxa" w:w="6250"/>
+            <w:shd w:fill="F4F5F7" w:val="clear"/>
+            <w:tcMar>
+              <w:top w:type="dxa" w:w="60"/>
+              <w:left w:type="dxa" w:w="120"/>
+              <w:bottom w:type="dxa" w:w="60"/>
+              <w:right w:type="dxa" w:w="120"/>
+            </w:tcMar>
+          </w:tcPr>
+          <w:p>
+            <w:r>
+              <w:rPr>
+                <w:b/>
+                <w:bCs/>
+                <w:sz w:val="19"/>
+                <w:szCs w:val="19"/>
+              </w:rPr>
+              <w:t xml:space="preserve">4-0, 4-0 ATS, 44.8 points a game and 12.3 allowed</w:t>
+            </w:r>
+          </w:p>
+        </w:tc>
+      </w:tr>
+      <w:tr>
+        <w:tc>
+          <w:tcPr>
+            <w:tcW w:type="dxa" w:w="3830"/>
+            <w:shd w:fill="FFFFFF" w:val="clear"/>
+            <w:tcMar>
+              <w:top w:type="dxa" w:w="60"/>
+              <w:left w:type="dxa" w:w="120"/>
+              <w:bottom w:type="dxa" w:w="60"/>
+              <w:right w:type="dxa" w:w="120"/>
+            </w:tcMar>
+          </w:tcPr>
+          <w:p>
+            <w:r>
+              <w:rPr>
+                <w:b w:val="false"/>
+                <w:bCs w:val="false"/>
+                <w:sz w:val="19"/>
+                <w:szCs w:val="19"/>
+              </w:rPr>
+              <w:t xml:space="preserve">James Madison defense</w:t>
+            </w:r>
+          </w:p>
+        </w:tc>
+        <w:tc>
+          <w:tcPr>
+            <w:tcW w:type="dxa" w:w="6250"/>
+            <w:shd w:fill="FFFFFF" w:val="clear"/>
+            <w:tcMar>
+              <w:top w:type="dxa" w:w="60"/>
+              <w:left w:type="dxa" w:w="120"/>
+              <w:bottom w:type="dxa" w:w="60"/>
+              <w:right w:type="dxa" w:w="120"/>
+            </w:tcMar>
+          </w:tcPr>
+          <w:p>
+            <w:r>
+              <w:rPr>
+                <w:b/>
+                <w:bCs/>
+                <w:sz w:val="19"/>
+                <w:szCs w:val="19"/>
+              </w:rPr>
+              <w:t xml:space="preserve">1st in Success Rate, 18th in Finishing Drives, 90.3 run defense</w:t>
+            </w:r>
+          </w:p>
+        </w:tc>
+      </w:tr>
+      <w:tr>
+        <w:tc>
+          <w:tcPr>
+            <w:tcW w:type="dxa" w:w="3830"/>
+            <w:shd w:fill="F4F5F7" w:val="clear"/>
+            <w:tcMar>
+              <w:top w:type="dxa" w:w="60"/>
+              <w:left w:type="dxa" w:w="120"/>
+              <w:bottom w:type="dxa" w:w="60"/>
+              <w:right w:type="dxa" w:w="120"/>
+            </w:tcMar>
+          </w:tcPr>
+          <w:p>
+            <w:r>
+              <w:rPr>
+                <w:b w:val="false"/>
+                <w:bCs w:val="false"/>
+                <w:sz w:val="19"/>
+                <w:szCs w:val="19"/>
+              </w:rPr>
+              <w:t xml:space="preserve">Marshall</w:t>
+            </w:r>
+          </w:p>
+        </w:tc>
+        <w:tc>
+          <w:tcPr>
+            <w:tcW w:type="dxa" w:w="6250"/>
+            <w:shd w:fill="F4F5F7" w:val="clear"/>
+            <w:tcMar>
+              <w:top w:type="dxa" w:w="60"/>
+              <w:left w:type="dxa" w:w="120"/>
+              <w:bottom w:type="dxa" w:w="60"/>
+              <w:right w:type="dxa" w:w="120"/>
+            </w:tcMar>
+          </w:tcPr>
+          <w:p>
+            <w:r>
+              <w:rPr>
+                <w:b/>
+                <w:bCs/>
+                <w:sz w:val="19"/>
+                <w:szCs w:val="19"/>
+              </w:rPr>
+              <w:t xml:space="preserve">3-1 but 1-3 ATS, defense 130th Success Rate, 54.0 coverage, 48.9 tackling</w:t>
             </w:r>
           </w:p>
         </w:tc>
@@ -2843,7 +2843,7 @@
         <w:spacing w:after="160" w:line="276"/>
       </w:pPr>
       <w:r>
-        <w:t xml:space="preserve">Book has Western Michigan -14.0 on the road. The rating has the margin at 7.3 and the points check, which knows only what each side has scored and allowed, at 5.3. Both put the fair number at half the market's.</w:t>
+        <w:t xml:space="preserve">Book has James Madison -19.0. The rating says -26.0 and the points check, built only from each team's own 2026 point differential plus home field, says -24.3. Both land five to seven points past a number that is already three scores, which is the unusual part: a market this far out on a favourite is normally where the two measures start pulling back.</w:t>
       </w:r>
     </w:p>
     <w:p>
@@ -2851,7 +2851,7 @@
         <w:spacing w:after="160" w:line="276"/>
       </w:pPr>
       <w:r>
-        <w:t xml:space="preserve">The fourteen is pricing Buffalo's results rather than their units. They have allowed 33.3 a game, which is the ugly number, but the defence grades 84.9 against the run with 81.9 tackling and ranks 44th in Success Rate. What has killed them is explosive plays: 131st in Explosiveness allowed. That is a profile that gets blown out occasionally and stays close often.</w:t>
+        <w:t xml:space="preserve">James Madison are 4-0 and 4-0 against the spread. The defense ranks 1st nationally in Success Rate and 18th in Finishing Drives, on an 85.4 defensive grade and 90.3 against the run, and has conceded 12.3 points a game. The offense scores 44.8 behind a 77.1 pass block grade at the 15th-fastest tempo in the country.</w:t>
       </w:r>
     </w:p>
     <w:p>
@@ -2859,7 +2859,7 @@
         <w:spacing w:after="160" w:line="276"/>
       </w:pPr>
       <w:r>
-        <w:t xml:space="preserve">Western Michigan are not the team to exploit it. Their offence ranks tied 107th in Success Rate, 99th in Explosiveness and 54.0 in pass block, and they score 24.0 a game. Their defence ranks 125th in Success Rate and tied 135th in Havoc, which is the lever Buffalo's 70.7 passing grade has.</w:t>
+        <w:t xml:space="preserve">Marshall are 3-1 but 1-3 against the spread, and the units explain which of those two records to believe. Their defense ranks 130th in Success Rate, 118th in Finishing Drives and tied 127th in Havoc on a 54.0 coverage grade and a 48.9 tackling grade, against a James Madison offense ranked 44th. Their own offense ranks 94th and tied 128th in Finishing Drives, against the defense ranked 1st.</w:t>
       </w:r>
     </w:p>
     <w:p>
@@ -2867,7 +2867,7 @@
         <w:spacing w:after="160" w:line="276"/>
       </w:pPr>
       <w:r>
-        <w:t xml:space="preserve">The reason this is fifth rather than first: Buffalo are 0-4 against the spread. A team that has failed to cover four straight is either unlucky or genuinely worse than its rating, and there is no way to tell which from four games. Taking 14 points rather than laying them is how the position survives being wrong about that.</w:t>
+        <w:t xml:space="preserve">The risk is the size of the number. Nineteen points asks a favourite to stay engaged into the fourth quarter, and James Madison's fast tempo shortens the game rather than lengthening it, so there are fewer possessions in which to build the margin. What argues the other way is the 4-0 ATS record: this is a team that has already covered numbers of this shape, and Marshall's record is running behind its rating rather than ahead of it.</w:t>
       </w:r>
     </w:p>
     <w:p>
@@ -2937,7 +2937,7 @@
       <w:r>
         <w:drawing>
           <wp:inline distT="0" distB="0" distL="0" distR="0">
-            <wp:extent cx="6400800" cy="6848475"/>
+            <wp:extent cx="6400800" cy="6953250"/>
             <wp:effectExtent t="0" r="0" b="0" l="0"/>
             <wp:docPr id="10" name="" descr="" title=""/>
             <wp:cNvGraphicFramePr>
@@ -2962,7 +2962,7 @@
                   <pic:spPr bwMode="auto">
                     <a:xfrm>
                       <a:off x="0" y="0"/>
-                      <a:ext cx="6400800" cy="6848475"/>
+                      <a:ext cx="6400800" cy="6953250"/>
                     </a:xfrm>
                     <a:prstGeom prst="rect">
                       <a:avLst/>
